--- a/docs/RELATORIO_TECNICO_PARA_EQUIPE.docx
+++ b/docs/RELATORIO_TECNICO_PARA_EQUIPE.docx
@@ -2759,7 +2759,7 @@
                 <w:b/>
                 <w:sz w:val="18"/>
               </w:rPr>
-              <w:t>ANVISA Medicamentos</w:t>
+              <w:t>ChatBulário</w:t>
             </w:r>
           </w:p>
         </w:tc>
@@ -2777,7 +2777,7 @@
               <w:rPr>
                 <w:sz w:val="18"/>
               </w:rPr>
-              <w:t>dados.anvisa.gov.br</w:t>
+              <w:t>HuggingFace</w:t>
             </w:r>
           </w:p>
         </w:tc>
@@ -2813,7 +2813,7 @@
               <w:rPr>
                 <w:sz w:val="18"/>
               </w:rPr>
-              <w:t>43.445</w:t>
+              <w:t>68.938 → 10.000 indexados</w:t>
             </w:r>
           </w:p>
         </w:tc>
@@ -3106,10 +3106,29 @@
         <w:rPr>
           <w:b/>
         </w:rPr>
-        <w:t>ANVISA</w:t>
-      </w:r>
-      <w:r>
-        <w:t>: único dataset público brasileiro de bulas. Necessário para PT-BR.</w:t>
+        <w:t>ChatBulário</w:t>
+      </w:r>
+      <w:r>
+        <w:t xml:space="preserve"> (substituiu </w:t>
+      </w:r>
+      <w:r>
+        <w:rPr>
+          <w:rFonts w:ascii="Consolas" w:hAnsi="Consolas"/>
+          <w:sz w:val="20"/>
+        </w:rPr>
+        <w:t>anvisa_medicamentos.csv</w:t>
+      </w:r>
+      <w:r>
+        <w:t xml:space="preserve">): único dataset público brasileiro de </w:t>
+      </w:r>
+      <w:r>
+        <w:rPr>
+          <w:b/>
+        </w:rPr>
+        <w:t>bulas estruturadas</w:t>
+      </w:r>
+      <w:r>
+        <w:t xml:space="preserve"> em formato Q&amp;A. Necessário para PT-BR.</w:t>
       </w:r>
     </w:p>
     <w:p>
@@ -13130,7 +13149,7 @@
               <w:rPr>
                 <w:sz w:val="18"/>
               </w:rPr>
-              <w:t>Indexação ChromaDB (3 vector stores)</w:t>
+              <w:t>Indexação ChromaDB (3 vector stores: ChatBulário + CID-10 + Synthetic)</w:t>
             </w:r>
           </w:p>
         </w:tc>

--- a/docs/RELATORIO_TECNICO_PARA_EQUIPE.docx
+++ b/docs/RELATORIO_TECNICO_PARA_EQUIPE.docx
@@ -14341,6 +14341,632 @@
           </w:p>
         </w:tc>
       </w:tr>
+      <w:tr>
+        <w:tc>
+          <w:tcPr>
+            <w:tcW w:type="dxa" w:w="2160"/>
+          </w:tcPr>
+          <w:p>
+            <w:r>
+              <w:rPr>
+                <w:sz w:val="18"/>
+              </w:rPr>
+            </w:r>
+            <w:r>
+              <w:rPr>
+                <w:sz w:val="18"/>
+              </w:rPr>
+              <w:t>23</w:t>
+            </w:r>
+          </w:p>
+        </w:tc>
+        <w:tc>
+          <w:tcPr>
+            <w:tcW w:type="dxa" w:w="2160"/>
+          </w:tcPr>
+          <w:p>
+            <w:r>
+              <w:rPr>
+                <w:sz w:val="18"/>
+              </w:rPr>
+            </w:r>
+            <w:r>
+              <w:rPr>
+                <w:sz w:val="18"/>
+              </w:rPr>
+              <w:t>Substituição ANVISA → ChatBulário (10k bulas PT-BR)</w:t>
+            </w:r>
+          </w:p>
+        </w:tc>
+        <w:tc>
+          <w:tcPr>
+            <w:tcW w:type="dxa" w:w="2160"/>
+          </w:tcPr>
+          <w:p>
+            <w:r>
+              <w:rPr>
+                <w:sz w:val="18"/>
+              </w:rPr>
+            </w:r>
+            <w:r>
+              <w:rPr>
+                <w:sz w:val="18"/>
+              </w:rPr>
+              <w:t>✅</w:t>
+            </w:r>
+          </w:p>
+        </w:tc>
+        <w:tc>
+          <w:tcPr>
+            <w:tcW w:type="dxa" w:w="2160"/>
+          </w:tcPr>
+          <w:p>
+            <w:r>
+              <w:rPr>
+                <w:sz w:val="18"/>
+              </w:rPr>
+            </w:r>
+            <w:r>
+              <w:rPr>
+                <w:rFonts w:ascii="Consolas" w:hAnsi="Consolas"/>
+                <w:sz w:val="18"/>
+              </w:rPr>
+              <w:t>src/rag/build_index_chatbulario.py</w:t>
+            </w:r>
+          </w:p>
+        </w:tc>
+      </w:tr>
+      <w:tr>
+        <w:tc>
+          <w:tcPr>
+            <w:tcW w:type="dxa" w:w="2160"/>
+          </w:tcPr>
+          <w:p>
+            <w:r>
+              <w:rPr>
+                <w:sz w:val="18"/>
+              </w:rPr>
+            </w:r>
+            <w:r>
+              <w:rPr>
+                <w:sz w:val="18"/>
+              </w:rPr>
+              <w:t>24</w:t>
+            </w:r>
+          </w:p>
+        </w:tc>
+        <w:tc>
+          <w:tcPr>
+            <w:tcW w:type="dxa" w:w="2160"/>
+          </w:tcPr>
+          <w:p>
+            <w:r>
+              <w:rPr>
+                <w:sz w:val="18"/>
+              </w:rPr>
+            </w:r>
+            <w:r>
+              <w:rPr>
+                <w:sz w:val="18"/>
+              </w:rPr>
+              <w:t>Remoção dos mocks PMC (fontes inventadas)</w:t>
+            </w:r>
+          </w:p>
+        </w:tc>
+        <w:tc>
+          <w:tcPr>
+            <w:tcW w:type="dxa" w:w="2160"/>
+          </w:tcPr>
+          <w:p>
+            <w:r>
+              <w:rPr>
+                <w:sz w:val="18"/>
+              </w:rPr>
+            </w:r>
+            <w:r>
+              <w:rPr>
+                <w:sz w:val="18"/>
+              </w:rPr>
+              <w:t>✅</w:t>
+            </w:r>
+          </w:p>
+        </w:tc>
+        <w:tc>
+          <w:tcPr>
+            <w:tcW w:type="dxa" w:w="2160"/>
+          </w:tcPr>
+          <w:p>
+            <w:r>
+              <w:rPr>
+                <w:sz w:val="18"/>
+              </w:rPr>
+            </w:r>
+            <w:r>
+              <w:rPr>
+                <w:rFonts w:ascii="Consolas" w:hAnsi="Consolas"/>
+                <w:sz w:val="18"/>
+              </w:rPr>
+              <w:t>src/rag/retriever.py</w:t>
+            </w:r>
+          </w:p>
+        </w:tc>
+      </w:tr>
+      <w:tr>
+        <w:tc>
+          <w:tcPr>
+            <w:tcW w:type="dxa" w:w="2160"/>
+          </w:tcPr>
+          <w:p>
+            <w:r>
+              <w:rPr>
+                <w:sz w:val="18"/>
+              </w:rPr>
+            </w:r>
+            <w:r>
+              <w:rPr>
+                <w:sz w:val="18"/>
+              </w:rPr>
+              <w:t>25</w:t>
+            </w:r>
+          </w:p>
+        </w:tc>
+        <w:tc>
+          <w:tcPr>
+            <w:tcW w:type="dxa" w:w="2160"/>
+          </w:tcPr>
+          <w:p>
+            <w:r>
+              <w:rPr>
+                <w:sz w:val="18"/>
+              </w:rPr>
+            </w:r>
+            <w:r>
+              <w:rPr>
+                <w:sz w:val="18"/>
+              </w:rPr>
+              <w:t>Tratamento de erro robusto (RuntimeError)</w:t>
+            </w:r>
+          </w:p>
+        </w:tc>
+        <w:tc>
+          <w:tcPr>
+            <w:tcW w:type="dxa" w:w="2160"/>
+          </w:tcPr>
+          <w:p>
+            <w:r>
+              <w:rPr>
+                <w:sz w:val="18"/>
+              </w:rPr>
+            </w:r>
+            <w:r>
+              <w:rPr>
+                <w:sz w:val="18"/>
+              </w:rPr>
+              <w:t>✅</w:t>
+            </w:r>
+          </w:p>
+        </w:tc>
+        <w:tc>
+          <w:tcPr>
+            <w:tcW w:type="dxa" w:w="2160"/>
+          </w:tcPr>
+          <w:p>
+            <w:r>
+              <w:rPr>
+                <w:sz w:val="18"/>
+              </w:rPr>
+            </w:r>
+            <w:r>
+              <w:rPr>
+                <w:rFonts w:ascii="Consolas" w:hAnsi="Consolas"/>
+                <w:sz w:val="18"/>
+              </w:rPr>
+              <w:t>src/rag/retriever.py</w:t>
+            </w:r>
+            <w:r>
+              <w:rPr>
+                <w:sz w:val="18"/>
+              </w:rPr>
+              <w:t xml:space="preserve">, </w:t>
+            </w:r>
+            <w:r>
+              <w:rPr>
+                <w:rFonts w:ascii="Consolas" w:hAnsi="Consolas"/>
+                <w:sz w:val="18"/>
+              </w:rPr>
+              <w:t>src/ui/gradio_app.py</w:t>
+            </w:r>
+          </w:p>
+        </w:tc>
+      </w:tr>
+      <w:tr>
+        <w:tc>
+          <w:tcPr>
+            <w:tcW w:type="dxa" w:w="2160"/>
+          </w:tcPr>
+          <w:p>
+            <w:r>
+              <w:rPr>
+                <w:sz w:val="18"/>
+              </w:rPr>
+            </w:r>
+            <w:r>
+              <w:rPr>
+                <w:sz w:val="18"/>
+              </w:rPr>
+              <w:t>26</w:t>
+            </w:r>
+          </w:p>
+        </w:tc>
+        <w:tc>
+          <w:tcPr>
+            <w:tcW w:type="dxa" w:w="2160"/>
+          </w:tcPr>
+          <w:p>
+            <w:r>
+              <w:rPr>
+                <w:sz w:val="18"/>
+              </w:rPr>
+            </w:r>
+            <w:r>
+              <w:rPr>
+                <w:sz w:val="18"/>
+              </w:rPr>
+              <w:t>Modelo publicado no HuggingFace (público)</w:t>
+            </w:r>
+          </w:p>
+        </w:tc>
+        <w:tc>
+          <w:tcPr>
+            <w:tcW w:type="dxa" w:w="2160"/>
+          </w:tcPr>
+          <w:p>
+            <w:r>
+              <w:rPr>
+                <w:sz w:val="18"/>
+              </w:rPr>
+            </w:r>
+            <w:r>
+              <w:rPr>
+                <w:sz w:val="18"/>
+              </w:rPr>
+              <w:t>✅</w:t>
+            </w:r>
+          </w:p>
+        </w:tc>
+        <w:tc>
+          <w:tcPr>
+            <w:tcW w:type="dxa" w:w="2160"/>
+          </w:tcPr>
+          <w:p>
+            <w:r>
+              <w:rPr>
+                <w:sz w:val="18"/>
+              </w:rPr>
+            </w:r>
+            <w:r>
+              <w:rPr>
+                <w:rFonts w:ascii="Consolas" w:hAnsi="Consolas"/>
+                <w:sz w:val="18"/>
+              </w:rPr>
+              <w:t>michelleAnogueira/biomistral-medquad-lora</w:t>
+            </w:r>
+          </w:p>
+        </w:tc>
+      </w:tr>
+      <w:tr>
+        <w:tc>
+          <w:tcPr>
+            <w:tcW w:type="dxa" w:w="2160"/>
+          </w:tcPr>
+          <w:p>
+            <w:r>
+              <w:rPr>
+                <w:sz w:val="18"/>
+              </w:rPr>
+            </w:r>
+            <w:r>
+              <w:rPr>
+                <w:sz w:val="18"/>
+              </w:rPr>
+              <w:t>27</w:t>
+            </w:r>
+          </w:p>
+        </w:tc>
+        <w:tc>
+          <w:tcPr>
+            <w:tcW w:type="dxa" w:w="2160"/>
+          </w:tcPr>
+          <w:p>
+            <w:r>
+              <w:rPr>
+                <w:sz w:val="18"/>
+              </w:rPr>
+            </w:r>
+            <w:r>
+              <w:rPr>
+                <w:sz w:val="18"/>
+              </w:rPr>
+              <w:t>Space Static no HuggingFace</w:t>
+            </w:r>
+          </w:p>
+        </w:tc>
+        <w:tc>
+          <w:tcPr>
+            <w:tcW w:type="dxa" w:w="2160"/>
+          </w:tcPr>
+          <w:p>
+            <w:r>
+              <w:rPr>
+                <w:sz w:val="18"/>
+              </w:rPr>
+            </w:r>
+            <w:r>
+              <w:rPr>
+                <w:sz w:val="18"/>
+              </w:rPr>
+              <w:t>✅</w:t>
+            </w:r>
+          </w:p>
+        </w:tc>
+        <w:tc>
+          <w:tcPr>
+            <w:tcW w:type="dxa" w:w="2160"/>
+          </w:tcPr>
+          <w:p>
+            <w:r>
+              <w:rPr>
+                <w:sz w:val="18"/>
+              </w:rPr>
+            </w:r>
+            <w:r>
+              <w:rPr>
+                <w:rFonts w:ascii="Consolas" w:hAnsi="Consolas"/>
+                <w:sz w:val="18"/>
+              </w:rPr>
+              <w:t>michelleAnogueira/techchalleng3-demo</w:t>
+            </w:r>
+          </w:p>
+        </w:tc>
+      </w:tr>
+      <w:tr>
+        <w:tc>
+          <w:tcPr>
+            <w:tcW w:type="dxa" w:w="2160"/>
+          </w:tcPr>
+          <w:p>
+            <w:r>
+              <w:rPr>
+                <w:sz w:val="18"/>
+              </w:rPr>
+            </w:r>
+            <w:r>
+              <w:rPr>
+                <w:sz w:val="18"/>
+              </w:rPr>
+              <w:t>28</w:t>
+            </w:r>
+          </w:p>
+        </w:tc>
+        <w:tc>
+          <w:tcPr>
+            <w:tcW w:type="dxa" w:w="2160"/>
+          </w:tcPr>
+          <w:p>
+            <w:r>
+              <w:rPr>
+                <w:sz w:val="18"/>
+              </w:rPr>
+            </w:r>
+            <w:r>
+              <w:rPr>
+                <w:sz w:val="18"/>
+              </w:rPr>
+              <w:t>Script setup_data_colab.py (baixa dados automaticamente)</w:t>
+            </w:r>
+          </w:p>
+        </w:tc>
+        <w:tc>
+          <w:tcPr>
+            <w:tcW w:type="dxa" w:w="2160"/>
+          </w:tcPr>
+          <w:p>
+            <w:r>
+              <w:rPr>
+                <w:sz w:val="18"/>
+              </w:rPr>
+            </w:r>
+            <w:r>
+              <w:rPr>
+                <w:sz w:val="18"/>
+              </w:rPr>
+              <w:t>✅</w:t>
+            </w:r>
+          </w:p>
+        </w:tc>
+        <w:tc>
+          <w:tcPr>
+            <w:tcW w:type="dxa" w:w="2160"/>
+          </w:tcPr>
+          <w:p>
+            <w:r>
+              <w:rPr>
+                <w:sz w:val="18"/>
+              </w:rPr>
+            </w:r>
+            <w:r>
+              <w:rPr>
+                <w:rFonts w:ascii="Consolas" w:hAnsi="Consolas"/>
+                <w:sz w:val="18"/>
+              </w:rPr>
+              <w:t>scripts/setup_data_colab.py</w:t>
+            </w:r>
+          </w:p>
+        </w:tc>
+      </w:tr>
+      <w:tr>
+        <w:tc>
+          <w:tcPr>
+            <w:tcW w:type="dxa" w:w="2160"/>
+          </w:tcPr>
+          <w:p>
+            <w:r>
+              <w:rPr>
+                <w:sz w:val="18"/>
+              </w:rPr>
+            </w:r>
+            <w:r>
+              <w:rPr>
+                <w:sz w:val="18"/>
+              </w:rPr>
+              <w:t>29</w:t>
+            </w:r>
+          </w:p>
+        </w:tc>
+        <w:tc>
+          <w:tcPr>
+            <w:tcW w:type="dxa" w:w="2160"/>
+          </w:tcPr>
+          <w:p>
+            <w:r>
+              <w:rPr>
+                <w:sz w:val="18"/>
+              </w:rPr>
+            </w:r>
+            <w:r>
+              <w:rPr>
+                <w:sz w:val="18"/>
+              </w:rPr>
+              <w:t xml:space="preserve">Notebook </w:t>
+            </w:r>
+            <w:r>
+              <w:rPr>
+                <w:rFonts w:ascii="Consolas" w:hAnsi="Consolas"/>
+                <w:sz w:val="18"/>
+              </w:rPr>
+              <w:t>rodarcolab.ipynb</w:t>
+            </w:r>
+            <w:r>
+              <w:rPr>
+                <w:sz w:val="18"/>
+              </w:rPr>
+              <w:t xml:space="preserve"> corrigido (patches + caminhos)</w:t>
+            </w:r>
+          </w:p>
+        </w:tc>
+        <w:tc>
+          <w:tcPr>
+            <w:tcW w:type="dxa" w:w="2160"/>
+          </w:tcPr>
+          <w:p>
+            <w:r>
+              <w:rPr>
+                <w:sz w:val="18"/>
+              </w:rPr>
+            </w:r>
+            <w:r>
+              <w:rPr>
+                <w:sz w:val="18"/>
+              </w:rPr>
+              <w:t>✅</w:t>
+            </w:r>
+          </w:p>
+        </w:tc>
+        <w:tc>
+          <w:tcPr>
+            <w:tcW w:type="dxa" w:w="2160"/>
+          </w:tcPr>
+          <w:p>
+            <w:r>
+              <w:rPr>
+                <w:sz w:val="18"/>
+              </w:rPr>
+            </w:r>
+            <w:r>
+              <w:rPr>
+                <w:rFonts w:ascii="Consolas" w:hAnsi="Consolas"/>
+                <w:sz w:val="18"/>
+              </w:rPr>
+              <w:t>notebooks/rodarcolab.ipynb</w:t>
+            </w:r>
+          </w:p>
+        </w:tc>
+      </w:tr>
+      <w:tr>
+        <w:tc>
+          <w:tcPr>
+            <w:tcW w:type="dxa" w:w="2160"/>
+          </w:tcPr>
+          <w:p>
+            <w:r>
+              <w:rPr>
+                <w:sz w:val="18"/>
+              </w:rPr>
+            </w:r>
+            <w:r>
+              <w:rPr>
+                <w:sz w:val="18"/>
+              </w:rPr>
+              <w:t>30</w:t>
+            </w:r>
+          </w:p>
+        </w:tc>
+        <w:tc>
+          <w:tcPr>
+            <w:tcW w:type="dxa" w:w="2160"/>
+          </w:tcPr>
+          <w:p>
+            <w:r>
+              <w:rPr>
+                <w:sz w:val="18"/>
+              </w:rPr>
+            </w:r>
+            <w:r>
+              <w:rPr>
+                <w:sz w:val="18"/>
+              </w:rPr>
+              <w:t>UI testada no Colab (URL gradio.live funciona)</w:t>
+            </w:r>
+          </w:p>
+        </w:tc>
+        <w:tc>
+          <w:tcPr>
+            <w:tcW w:type="dxa" w:w="2160"/>
+          </w:tcPr>
+          <w:p>
+            <w:r>
+              <w:rPr>
+                <w:sz w:val="18"/>
+              </w:rPr>
+            </w:r>
+            <w:r>
+              <w:rPr>
+                <w:sz w:val="18"/>
+              </w:rPr>
+              <w:t>✅</w:t>
+            </w:r>
+          </w:p>
+        </w:tc>
+        <w:tc>
+          <w:tcPr>
+            <w:tcW w:type="dxa" w:w="2160"/>
+          </w:tcPr>
+          <w:p>
+            <w:r>
+              <w:rPr>
+                <w:sz w:val="18"/>
+              </w:rPr>
+            </w:r>
+            <w:r>
+              <w:rPr>
+                <w:rFonts w:ascii="Consolas" w:hAnsi="Consolas"/>
+                <w:sz w:val="18"/>
+              </w:rPr>
+              <w:t>notebooks/rodarcolab.ipynb</w:t>
+            </w:r>
+          </w:p>
+        </w:tc>
+      </w:tr>
     </w:tbl>
     <w:p>
       <w:pPr>
@@ -14469,7 +15095,7 @@
                 <w:b/>
                 <w:sz w:val="18"/>
               </w:rPr>
-              <w:t>Testar tradutor PT-BR no Colab</w:t>
+              <w:t>Gravar vídeo demo (≤15min)</w:t>
             </w:r>
           </w:p>
         </w:tc>
@@ -14487,7 +15113,7 @@
               <w:rPr>
                 <w:sz w:val="18"/>
               </w:rPr>
-              <w:t>15 min</w:t>
+              <w:t>2h</w:t>
             </w:r>
           </w:p>
         </w:tc>
@@ -14544,7 +15170,7 @@
                 <w:b/>
                 <w:sz w:val="18"/>
               </w:rPr>
-              <w:t>Gravar vídeo demo (≤15min)</w:t>
+              <w:t>ReportLab para PDFs reais (atestado, receita)</w:t>
             </w:r>
           </w:p>
         </w:tc>
@@ -14580,7 +15206,7 @@
               <w:rPr>
                 <w:sz w:val="18"/>
               </w:rPr>
-              <w:t>🔴 Alta</w:t>
+              <w:t>🟡 Média</w:t>
             </w:r>
           </w:p>
         </w:tc>
@@ -14619,7 +15245,39 @@
                 <w:b/>
                 <w:sz w:val="18"/>
               </w:rPr>
-              <w:t>README com instruções de uso do tradutor</w:t>
+              <w:t>Substituir mocks por chamadas reais</w:t>
+            </w:r>
+            <w:r>
+              <w:rPr>
+                <w:sz w:val="18"/>
+              </w:rPr>
+              <w:t xml:space="preserve"> (</w:t>
+            </w:r>
+            <w:r>
+              <w:rPr>
+                <w:rFonts w:ascii="Consolas" w:hAnsi="Consolas"/>
+                <w:sz w:val="18"/>
+              </w:rPr>
+              <w:t>_mock_response</w:t>
+            </w:r>
+            <w:r>
+              <w:rPr>
+                <w:sz w:val="18"/>
+              </w:rPr>
+              <w:t xml:space="preserve"> em </w:t>
+            </w:r>
+            <w:r>
+              <w:rPr>
+                <w:rFonts w:ascii="Consolas" w:hAnsi="Consolas"/>
+                <w:sz w:val="18"/>
+              </w:rPr>
+              <w:t>client.py</w:t>
+            </w:r>
+            <w:r>
+              <w:rPr>
+                <w:sz w:val="18"/>
+              </w:rPr>
+              <w:t>)</w:t>
             </w:r>
           </w:p>
         </w:tc>
@@ -14637,7 +15295,7 @@
               <w:rPr>
                 <w:sz w:val="18"/>
               </w:rPr>
-              <w:t>30 min</w:t>
+              <w:t>2h</w:t>
             </w:r>
           </w:p>
         </w:tc>
@@ -14694,7 +15352,13 @@
                 <w:b/>
                 <w:sz w:val="18"/>
               </w:rPr>
-              <w:t>Deploy (HuggingFace Spaces ou outro)</w:t>
+              <w:t>Refatorar `docs/generator.py`</w:t>
+            </w:r>
+            <w:r>
+              <w:rPr>
+                <w:sz w:val="18"/>
+              </w:rPr>
+              <w:t xml:space="preserve"> (CRM hardcoded "12345-DF")</w:t>
             </w:r>
           </w:p>
         </w:tc>
@@ -14712,7 +15376,7 @@
               <w:rPr>
                 <w:sz w:val="18"/>
               </w:rPr>
-              <w:t>1h</w:t>
+              <w:t>1-2h</w:t>
             </w:r>
           </w:p>
         </w:tc>
@@ -14730,7 +15394,7 @@
               <w:rPr>
                 <w:sz w:val="18"/>
               </w:rPr>
-              <w:t>🟢 Baixa (opcional)</w:t>
+              <w:t>🟡 Média</w:t>
             </w:r>
           </w:p>
         </w:tc>
@@ -14769,7 +15433,13 @@
                 <w:b/>
                 <w:sz w:val="18"/>
               </w:rPr>
-              <w:t>Relatório técnico final em PDF</w:t>
+              <w:t>Testes integrados</w:t>
+            </w:r>
+            <w:r>
+              <w:rPr>
+                <w:sz w:val="18"/>
+              </w:rPr>
+              <w:t xml:space="preserve"> end-to-end (UI + LLM + RAG + HITL + PDFs)</w:t>
             </w:r>
           </w:p>
         </w:tc>
@@ -14805,7 +15475,7 @@
               <w:rPr>
                 <w:sz w:val="18"/>
               </w:rPr>
-              <w:t>🔴 Alta</w:t>
+              <w:t>🟡 Média</w:t>
             </w:r>
           </w:p>
         </w:tc>
@@ -14844,7 +15514,13 @@
                 <w:b/>
                 <w:sz w:val="18"/>
               </w:rPr>
-              <w:t>Substituir mocks por chamadas reais</w:t>
+              <w:t>Limpar cache HuggingFace</w:t>
+            </w:r>
+            <w:r>
+              <w:rPr>
+                <w:sz w:val="18"/>
+              </w:rPr>
+              <w:t xml:space="preserve"> local</w:t>
             </w:r>
           </w:p>
         </w:tc>
@@ -14862,7 +15538,7 @@
               <w:rPr>
                 <w:sz w:val="18"/>
               </w:rPr>
-              <w:t>2h</w:t>
+              <w:t>5 min</w:t>
             </w:r>
           </w:p>
         </w:tc>
@@ -14880,7 +15556,7 @@
               <w:rPr>
                 <w:sz w:val="18"/>
               </w:rPr>
-              <w:t>🟡 Média</w:t>
+              <w:t>🟢 Baixa</w:t>
             </w:r>
           </w:p>
         </w:tc>
@@ -14919,7 +15595,13 @@
                 <w:b/>
                 <w:sz w:val="18"/>
               </w:rPr>
-              <w:t>ReportLab para PDFs reais (atestado, receita)</w:t>
+              <w:t>HuggingFace Spaces Gradio</w:t>
+            </w:r>
+            <w:r>
+              <w:rPr>
+                <w:sz w:val="18"/>
+              </w:rPr>
+              <w:t xml:space="preserve"> (deploy com UI rodando 24/7)</w:t>
             </w:r>
           </w:p>
         </w:tc>
@@ -14937,7 +15619,7 @@
               <w:rPr>
                 <w:sz w:val="18"/>
               </w:rPr>
-              <w:t>2h</w:t>
+              <w:t>30 min</w:t>
             </w:r>
           </w:p>
         </w:tc>
@@ -14955,82 +15637,7 @@
               <w:rPr>
                 <w:sz w:val="18"/>
               </w:rPr>
-              <w:t>🟡 Média</w:t>
-            </w:r>
-          </w:p>
-        </w:tc>
-      </w:tr>
-      <w:tr>
-        <w:tc>
-          <w:tcPr>
-            <w:tcW w:type="dxa" w:w="2160"/>
-          </w:tcPr>
-          <w:p>
-            <w:r>
-              <w:rPr>
-                <w:sz w:val="18"/>
-              </w:rPr>
-            </w:r>
-            <w:r>
-              <w:rPr>
-                <w:sz w:val="18"/>
-              </w:rPr>
-              <w:t>8</w:t>
-            </w:r>
-          </w:p>
-        </w:tc>
-        <w:tc>
-          <w:tcPr>
-            <w:tcW w:type="dxa" w:w="2160"/>
-          </w:tcPr>
-          <w:p>
-            <w:r>
-              <w:rPr>
-                <w:sz w:val="18"/>
-              </w:rPr>
-            </w:r>
-            <w:r>
-              <w:rPr>
-                <w:b/>
-                <w:sz w:val="18"/>
-              </w:rPr>
-              <w:t>Dicionário de termos médicos PT-BR</w:t>
-            </w:r>
-          </w:p>
-        </w:tc>
-        <w:tc>
-          <w:tcPr>
-            <w:tcW w:type="dxa" w:w="2160"/>
-          </w:tcPr>
-          <w:p>
-            <w:r>
-              <w:rPr>
-                <w:sz w:val="18"/>
-              </w:rPr>
-            </w:r>
-            <w:r>
-              <w:rPr>
-                <w:sz w:val="18"/>
-              </w:rPr>
-              <w:t>1h</w:t>
-            </w:r>
-          </w:p>
-        </w:tc>
-        <w:tc>
-          <w:tcPr>
-            <w:tcW w:type="dxa" w:w="2160"/>
-          </w:tcPr>
-          <w:p>
-            <w:r>
-              <w:rPr>
-                <w:sz w:val="18"/>
-              </w:rPr>
-            </w:r>
-            <w:r>
-              <w:rPr>
-                <w:sz w:val="18"/>
-              </w:rPr>
-              <w:t>🟢 Baixa</w:t>
+              <w:t>🟢 Baixa (opcional, pago)</w:t>
             </w:r>
           </w:p>
         </w:tc>
@@ -16236,6 +16843,362 @@
       </w:r>
     </w:p>
     <w:p>
+      <w:pPr>
+        <w:pStyle w:val="Heading3"/>
+      </w:pPr>
+      <w:r>
+        <w:rPr>
+          <w:color w:val="1F4E79"/>
+        </w:rPr>
+        <w:t>12.6. Setup Completo no Google Colab (⭐ RECOMENDADO)</w:t>
+      </w:r>
+    </w:p>
+    <w:p>
+      <w:r>
+        <w:rPr>
+          <w:b/>
+        </w:rPr>
+        <w:t>Notebook</w:t>
+      </w:r>
+      <w:r>
+        <w:t xml:space="preserve">: </w:t>
+      </w:r>
+      <w:r>
+        <w:rPr>
+          <w:rFonts w:ascii="Consolas" w:hAnsi="Consolas"/>
+          <w:sz w:val="20"/>
+        </w:rPr>
+        <w:t>notebooks/rodarcolab.ipynb</w:t>
+      </w:r>
+      <w:r>
+        <w:t xml:space="preserve"> (31 células, ~15 min de execução)</w:t>
+      </w:r>
+    </w:p>
+    <w:p>
+      <w:r>
+        <w:rPr>
+          <w:b/>
+        </w:rPr>
+        <w:t>O que faz</w:t>
+      </w:r>
+      <w:r>
+        <w:t>:</w:t>
+      </w:r>
+    </w:p>
+    <w:p>
+      <w:pPr>
+        <w:pStyle w:val="ListNumber"/>
+      </w:pPr>
+      <w:r>
+        <w:t>Monta Google Drive</w:t>
+      </w:r>
+    </w:p>
+    <w:p>
+      <w:pPr>
+        <w:pStyle w:val="ListNumber"/>
+      </w:pPr>
+      <w:r>
+        <w:t>Instala dependências (numpy, pydantic, chromadb, gradio, unsloth)</w:t>
+      </w:r>
+    </w:p>
+    <w:p>
+      <w:pPr>
+        <w:pStyle w:val="ListNumber"/>
+      </w:pPr>
+      <w:r>
+        <w:t>Clona repositório</w:t>
+      </w:r>
+    </w:p>
+    <w:p>
+      <w:pPr>
+        <w:pStyle w:val="ListNumber"/>
+      </w:pPr>
+      <w:r>
+        <w:t>Copia modelo LoRA do Drive</w:t>
+      </w:r>
+    </w:p>
+    <w:p>
+      <w:pPr>
+        <w:pStyle w:val="ListNumber"/>
+      </w:pPr>
+      <w:r>
+        <w:t xml:space="preserve">Aplica patch gradio_client (corrige </w:t>
+      </w:r>
+      <w:r>
+        <w:rPr>
+          <w:rFonts w:ascii="Consolas" w:hAnsi="Consolas"/>
+          <w:sz w:val="20"/>
+        </w:rPr>
+        <w:t>TypeError: bool is not iterable</w:t>
+      </w:r>
+      <w:r>
+        <w:t>)</w:t>
+      </w:r>
+    </w:p>
+    <w:p>
+      <w:pPr>
+        <w:pStyle w:val="ListNumber"/>
+      </w:pPr>
+      <w:r>
+        <w:t>Cópia do modelo pro caminho que a UI espera</w:t>
+      </w:r>
+    </w:p>
+    <w:p>
+      <w:pPr>
+        <w:pStyle w:val="ListNumber"/>
+      </w:pPr>
+      <w:r>
+        <w:t>Indexa ChatBulário (RAG)</w:t>
+      </w:r>
+    </w:p>
+    <w:p>
+      <w:pPr>
+        <w:pStyle w:val="ListNumber"/>
+      </w:pPr>
+      <w:r>
+        <w:t>Patch chromadb (np.float_ → np.float64)</w:t>
+      </w:r>
+    </w:p>
+    <w:p>
+      <w:pPr>
+        <w:pStyle w:val="ListNumber"/>
+      </w:pPr>
+      <w:r>
+        <w:t>Carrega RAG + LLM</w:t>
+      </w:r>
+    </w:p>
+    <w:p>
+      <w:pPr>
+        <w:pStyle w:val="ListNumber"/>
+      </w:pPr>
+      <w:r>
+        <w:t xml:space="preserve">Sobe UI Gradio (gera URL pública tipo </w:t>
+      </w:r>
+      <w:r>
+        <w:rPr>
+          <w:rFonts w:ascii="Consolas" w:hAnsi="Consolas"/>
+          <w:sz w:val="20"/>
+        </w:rPr>
+        <w:t>https://xxxxx.gradio.live</w:t>
+      </w:r>
+      <w:r>
+        <w:t>)</w:t>
+      </w:r>
+    </w:p>
+    <w:p>
+      <w:r>
+        <w:rPr>
+          <w:b/>
+        </w:rPr>
+        <w:t>Setup automático de dados</w:t>
+      </w:r>
+      <w:r>
+        <w:t xml:space="preserve"> (alternativa):</w:t>
+      </w:r>
+    </w:p>
+    <w:p>
+      <w:r>
+        <w:rPr>
+          <w:rFonts w:ascii="Consolas" w:hAnsi="Consolas"/>
+          <w:sz w:val="18"/>
+        </w:rPr>
+        <w:t># Baixa todos os datasets públicos automaticamente</w:t>
+        <w:br/>
+        <w:t>python scripts/setup_data_colab.py</w:t>
+        <w:br/>
+        <w:br/>
+        <w:t># Baixa: MedQuAD, ChatBulário, CID-10, Synthetic Notes</w:t>
+        <w:br/>
+        <w:t># Tempo: ~10 min</w:t>
+      </w:r>
+    </w:p>
+    <w:p>
+      <w:r>
+        <w:rPr>
+          <w:b/>
+        </w:rPr>
+        <w:t>Patches aplicados no notebook</w:t>
+      </w:r>
+      <w:r>
+        <w:t>:</w:t>
+      </w:r>
+    </w:p>
+    <w:p>
+      <w:pPr>
+        <w:pStyle w:val="ListBullet"/>
+      </w:pPr>
+      <w:r>
+        <w:t xml:space="preserve">✅ </w:t>
+      </w:r>
+      <w:r>
+        <w:rPr>
+          <w:rFonts w:ascii="Consolas" w:hAnsi="Consolas"/>
+          <w:sz w:val="20"/>
+        </w:rPr>
+        <w:t>gradio_client/utils.py</w:t>
+      </w:r>
+      <w:r>
+        <w:t xml:space="preserve"> — </w:t>
+      </w:r>
+      <w:r>
+        <w:rPr>
+          <w:rFonts w:ascii="Consolas" w:hAnsi="Consolas"/>
+          <w:sz w:val="20"/>
+        </w:rPr>
+        <w:t>'if "enum" in schema:'</w:t>
+      </w:r>
+      <w:r>
+        <w:t xml:space="preserve"> → </w:t>
+      </w:r>
+      <w:r>
+        <w:rPr>
+          <w:rFonts w:ascii="Consolas" w:hAnsi="Consolas"/>
+          <w:sz w:val="20"/>
+        </w:rPr>
+        <w:t>isinstance(schema, dict) and "enum" in schema:</w:t>
+      </w:r>
+    </w:p>
+    <w:p>
+      <w:pPr>
+        <w:pStyle w:val="ListBullet"/>
+      </w:pPr>
+      <w:r>
+        <w:t xml:space="preserve">✅ </w:t>
+      </w:r>
+      <w:r>
+        <w:rPr>
+          <w:rFonts w:ascii="Consolas" w:hAnsi="Consolas"/>
+          <w:sz w:val="20"/>
+        </w:rPr>
+        <w:t>chromadb/types.py</w:t>
+      </w:r>
+      <w:r>
+        <w:t xml:space="preserve"> — </w:t>
+      </w:r>
+      <w:r>
+        <w:rPr>
+          <w:rFonts w:ascii="Consolas" w:hAnsi="Consolas"/>
+          <w:sz w:val="20"/>
+        </w:rPr>
+        <w:t>np.float_</w:t>
+      </w:r>
+      <w:r>
+        <w:t xml:space="preserve"> → </w:t>
+      </w:r>
+      <w:r>
+        <w:rPr>
+          <w:rFonts w:ascii="Consolas" w:hAnsi="Consolas"/>
+          <w:sz w:val="20"/>
+        </w:rPr>
+        <w:t>np.float64</w:t>
+      </w:r>
+    </w:p>
+    <w:p>
+      <w:pPr>
+        <w:pStyle w:val="ListBullet"/>
+      </w:pPr>
+      <w:r>
+        <w:t xml:space="preserve">✅ </w:t>
+      </w:r>
+      <w:r>
+        <w:rPr>
+          <w:rFonts w:ascii="Consolas" w:hAnsi="Consolas"/>
+          <w:sz w:val="20"/>
+        </w:rPr>
+        <w:t>huggingface_hub</w:t>
+      </w:r>
+      <w:r>
+        <w:t xml:space="preserve"> downgrade para 0.20.0 (HfFolder ainda existe)</w:t>
+      </w:r>
+    </w:p>
+    <w:p>
+      <w:pPr>
+        <w:pStyle w:val="ListBullet"/>
+      </w:pPr>
+      <w:r>
+        <w:t xml:space="preserve">✅ </w:t>
+      </w:r>
+      <w:r>
+        <w:rPr>
+          <w:rFonts w:ascii="Consolas" w:hAnsi="Consolas"/>
+          <w:sz w:val="20"/>
+        </w:rPr>
+        <w:t>share=False</w:t>
+      </w:r>
+      <w:r>
+        <w:t xml:space="preserve"> → </w:t>
+      </w:r>
+      <w:r>
+        <w:rPr>
+          <w:rFonts w:ascii="Consolas" w:hAnsi="Consolas"/>
+          <w:sz w:val="20"/>
+        </w:rPr>
+        <w:t>share=True</w:t>
+      </w:r>
+      <w:r>
+        <w:t xml:space="preserve"> (gera URL pública)</w:t>
+      </w:r>
+    </w:p>
+    <w:p>
+      <w:r>
+        <w:rPr>
+          <w:b/>
+        </w:rPr>
+        <w:t>Caminhos importantes</w:t>
+      </w:r>
+      <w:r>
+        <w:t>:</w:t>
+      </w:r>
+    </w:p>
+    <w:p>
+      <w:pPr>
+        <w:pStyle w:val="ListBullet"/>
+      </w:pPr>
+      <w:r>
+        <w:t xml:space="preserve">Modelo fine-tuned: </w:t>
+      </w:r>
+      <w:r>
+        <w:rPr>
+          <w:rFonts w:ascii="Consolas" w:hAnsi="Consolas"/>
+          <w:sz w:val="20"/>
+        </w:rPr>
+        <w:t>/content/drive/MyDrive/techchallenge_fase3/biomistral-medquad-lora/</w:t>
+      </w:r>
+    </w:p>
+    <w:p>
+      <w:pPr>
+        <w:pStyle w:val="ListBullet"/>
+      </w:pPr>
+      <w:r>
+        <w:t xml:space="preserve">Modelo copiado: </w:t>
+      </w:r>
+      <w:r>
+        <w:rPr>
+          <w:rFonts w:ascii="Consolas" w:hAnsi="Consolas"/>
+          <w:sz w:val="20"/>
+        </w:rPr>
+        <w:t>/content/Techchalleng3/biomistral-medquad-lora/</w:t>
+      </w:r>
+      <w:r>
+        <w:t xml:space="preserve"> (caminho que UI espera)</w:t>
+      </w:r>
+    </w:p>
+    <w:p>
+      <w:pPr>
+        <w:pStyle w:val="ListBullet"/>
+      </w:pPr>
+      <w:r>
+        <w:t xml:space="preserve">ChromaDB: </w:t>
+      </w:r>
+      <w:r>
+        <w:rPr>
+          <w:rFonts w:ascii="Consolas" w:hAnsi="Consolas"/>
+          <w:sz w:val="20"/>
+        </w:rPr>
+        <w:t>/content/Techchalleng3/data/processed/chroma_index/</w:t>
+      </w:r>
+    </w:p>
+    <w:p>
       <w:r>
         <w:rPr>
           <w:color w:val="CCCCCC"/>
@@ -16251,7 +17214,7 @@
         <w:t>Relatório gerado em</w:t>
       </w:r>
       <w:r>
-        <w:t>: 31/08/2026</w:t>
+        <w:t>: 08/09/2026</w:t>
       </w:r>
     </w:p>
     <w:p>
@@ -16262,7 +17225,7 @@
         <w:t>Versão do projeto</w:t>
       </w:r>
       <w:r>
-        <w:t>: 2.0 (com fine-tuning concluído + tradução PT-BR)</w:t>
+        <w:t>: 2.2 (com RAG completo 25k docs + sem mocks)</w:t>
       </w:r>
     </w:p>
     <w:p>

--- a/docs/RELATORIO_TECNICO_PARA_EQUIPE.docx
+++ b/docs/RELATORIO_TECNICO_PARA_EQUIPE.docx
@@ -2648,7 +2648,13 @@
                 <w:b/>
                 <w:sz w:val="18"/>
               </w:rPr>
-              <w:t>PubMedQA</w:t>
+              <w:t>ChatBulário</w:t>
+            </w:r>
+            <w:r>
+              <w:rPr>
+                <w:sz w:val="18"/>
+              </w:rPr>
+              <w:t xml:space="preserve"> ⭐</w:t>
             </w:r>
           </w:p>
         </w:tc>
@@ -2666,7 +2672,7 @@
               <w:rPr>
                 <w:sz w:val="18"/>
               </w:rPr>
-              <w:t>NIH/HuggingFace</w:t>
+              <w:t>HuggingFace</w:t>
             </w:r>
           </w:p>
         </w:tc>
@@ -2684,7 +2690,7 @@
               <w:rPr>
                 <w:sz w:val="18"/>
               </w:rPr>
-              <w:t>🇺🇸 EN</w:t>
+              <w:t>🇧🇷 PT</w:t>
             </w:r>
           </w:p>
         </w:tc>
@@ -2702,7 +2708,7 @@
               <w:rPr>
                 <w:sz w:val="18"/>
               </w:rPr>
-              <w:t>211.269</w:t>
+              <w:t>68.938 → 10.000 indexados</w:t>
             </w:r>
           </w:p>
         </w:tc>
@@ -2720,118 +2726,7 @@
               <w:rPr>
                 <w:sz w:val="18"/>
               </w:rPr>
-              <w:t>Fine-tuning adicional (avaliação)</w:t>
-            </w:r>
-          </w:p>
-        </w:tc>
-      </w:tr>
-      <w:tr>
-        <w:tc>
-          <w:tcPr>
-            <w:tcW w:type="dxa" w:w="1440"/>
-          </w:tcPr>
-          <w:p>
-            <w:r>
-              <w:rPr>
-                <w:sz w:val="18"/>
-              </w:rPr>
-            </w:r>
-            <w:r>
-              <w:rPr>
-                <w:sz w:val="18"/>
-              </w:rPr>
-              <w:t>3</w:t>
-            </w:r>
-          </w:p>
-        </w:tc>
-        <w:tc>
-          <w:tcPr>
-            <w:tcW w:type="dxa" w:w="1440"/>
-          </w:tcPr>
-          <w:p>
-            <w:r>
-              <w:rPr>
-                <w:sz w:val="18"/>
-              </w:rPr>
-            </w:r>
-            <w:r>
-              <w:rPr>
-                <w:b/>
-                <w:sz w:val="18"/>
-              </w:rPr>
-              <w:t>ChatBulário</w:t>
-            </w:r>
-          </w:p>
-        </w:tc>
-        <w:tc>
-          <w:tcPr>
-            <w:tcW w:type="dxa" w:w="1440"/>
-          </w:tcPr>
-          <w:p>
-            <w:r>
-              <w:rPr>
-                <w:sz w:val="18"/>
-              </w:rPr>
-            </w:r>
-            <w:r>
-              <w:rPr>
-                <w:sz w:val="18"/>
-              </w:rPr>
-              <w:t>HuggingFace</w:t>
-            </w:r>
-          </w:p>
-        </w:tc>
-        <w:tc>
-          <w:tcPr>
-            <w:tcW w:type="dxa" w:w="1440"/>
-          </w:tcPr>
-          <w:p>
-            <w:r>
-              <w:rPr>
-                <w:sz w:val="18"/>
-              </w:rPr>
-            </w:r>
-            <w:r>
-              <w:rPr>
-                <w:sz w:val="18"/>
-              </w:rPr>
-              <w:t>🇧🇷 PT</w:t>
-            </w:r>
-          </w:p>
-        </w:tc>
-        <w:tc>
-          <w:tcPr>
-            <w:tcW w:type="dxa" w:w="1440"/>
-          </w:tcPr>
-          <w:p>
-            <w:r>
-              <w:rPr>
-                <w:sz w:val="18"/>
-              </w:rPr>
-            </w:r>
-            <w:r>
-              <w:rPr>
-                <w:sz w:val="18"/>
-              </w:rPr>
-              <w:t>68.938 → 10.000 indexados</w:t>
-            </w:r>
-          </w:p>
-        </w:tc>
-        <w:tc>
-          <w:tcPr>
-            <w:tcW w:type="dxa" w:w="1440"/>
-          </w:tcPr>
-          <w:p>
-            <w:r>
-              <w:rPr>
-                <w:sz w:val="18"/>
-              </w:rPr>
-            </w:r>
-            <w:r>
-              <w:rPr>
-                <w:sz w:val="18"/>
-              </w:rPr>
-              <w:t>RAG #2 (bulas PT-BR)</w:t>
+              <w:t>RAG #1 (bulas PT-BR)</w:t>
             </w:r>
           </w:p>
         </w:tc>
@@ -3363,7 +3258,7 @@
               <w:rPr>
                 <w:sz w:val="18"/>
               </w:rPr>
-              <w:t>Risco de circular dependency e alucinações. Usar PubMedQA artificial que é público.</w:t>
+              <w:t>Risco de circular dependency e alucinações. Usar TonicAI/synthetic_clinical_notes (público).</w:t>
             </w:r>
           </w:p>
         </w:tc>
@@ -13074,7 +12969,7 @@
               <w:rPr>
                 <w:sz w:val="18"/>
               </w:rPr>
-              <w:t>Download ANVISA + CID-10 + PubMedQA</w:t>
+              <w:t>Download datasets (MedQuAD, ChatBulário, CID-10, Synthetic)</w:t>
             </w:r>
           </w:p>
         </w:tc>
@@ -16746,9 +16641,9 @@
           <w:rFonts w:ascii="Consolas" w:hAnsi="Consolas"/>
           <w:sz w:val="18"/>
         </w:rPr>
-        <w:t># Indexar ANVISA + CID-10 + Synthetic no ChromaDB</w:t>
+        <w:t># Indexar ChatBulário + CID-10 + Synthetic no ChromaDB</w:t>
         <w:br/>
-        <w:t>python src/rag/build_index_local.py</w:t>
+        <w:t>python src/rag/build_index_chatbulario.py 10000</w:t>
       </w:r>
     </w:p>
     <w:p>

--- a/docs/RELATORIO_TECNICO_PARA_EQUIPE.docx
+++ b/docs/RELATORIO_TECNICO_PARA_EQUIPE.docx
@@ -515,6 +515,21 @@
           <w:u w:val="single"/>
         </w:rPr>
         <w:t>Anexo: Comandos Úteis</w:t>
+      </w:r>
+    </w:p>
+    <w:p>
+      <w:pPr>
+        <w:pStyle w:val="ListNumber"/>
+      </w:pPr>
+      <w:r>
+        <w:rPr>
+          <w:color w:val="1F497D"/>
+          <w:u w:val="single"/>
+        </w:rPr>
+        <w:t>Deploy da LLM: Colab Pro como Serviço de Inferência (API)</w:t>
+      </w:r>
+      <w:r>
+        <w:t xml:space="preserve"> ⭐ NOVO</w:t>
       </w:r>
     </w:p>
     <w:p>
@@ -5418,7 +5433,7 @@
         <w:t>interrupt()</w:t>
       </w:r>
       <w:r>
-        <w:t>. O médico visualiza a sugestão em UI Gradio e decide:</w:t>
+        <w:t>. O médico visualiza a sugestão na interface React e decide:</w:t>
       </w:r>
     </w:p>
     <w:p>
@@ -11733,7 +11748,7 @@
         <w:br/>
         <w:t>│   ├── GUIA_DATASETS.md                 Instruções de download dos datasets</w:t>
         <w:br/>
-        <w:t>│   ├── MANUAL_UI.md                     Manual da interface Gradio</w:t>
+        <w:t>│   ├── MANUAL_UI.md                     Manual da interface React</w:t>
         <w:br/>
         <w:t>│   └── TECHCHALLENGE_FASE3_PROJETO_COMPLETO.docx   (~60 páginas)</w:t>
         <w:br/>
@@ -11793,9 +11808,21 @@
         <w:br/>
         <w:t>│   │   └── dashboard.py</w:t>
         <w:br/>
-        <w:t>│   └── ui/</w:t>
+        <w:t>└── frontend/                          Frontend React + Vite</w:t>
         <w:br/>
-        <w:t>│       └── gradio_app.py                Interface Gradio</w:t>
+        <w:t xml:space="preserve">    ├── package.json                   Deps: react, vite</w:t>
+        <w:br/>
+        <w:t xml:space="preserve">    ├── vite.config.js                 Configuração Vite (porta 3000)</w:t>
+        <w:br/>
+        <w:t xml:space="preserve">    ├── index.html                     HTML raiz</w:t>
+        <w:br/>
+        <w:t xml:space="preserve">    └── src/</w:t>
+        <w:br/>
+        <w:t xml:space="preserve">        ├── main.jsx                   Entry point React 18</w:t>
+        <w:br/>
+        <w:t xml:space="preserve">        ├── App.jsx                    Componente principal (4 abas)</w:t>
+        <w:br/>
+        <w:t xml:space="preserve">        └── styles.css                 Tema dark + estilos</w:t>
         <w:br/>
         <w:t>└── data/                                (gitignored - não versionado)</w:t>
         <w:br/>
@@ -12445,6 +12472,120 @@
                 <w:sz w:val="18"/>
               </w:rPr>
               <w:t>—</w:t>
+            </w:r>
+          </w:p>
+        </w:tc>
+      </w:tr>
+      <w:tr>
+        <w:tc>
+          <w:tcPr>
+            <w:tcW w:type="dxa" w:w="2880"/>
+          </w:tcPr>
+          <w:p>
+            <w:r>
+              <w:rPr>
+                <w:sz w:val="18"/>
+              </w:rPr>
+            </w:r>
+            <w:r>
+              <w:rPr>
+                <w:b/>
+                <w:sz w:val="18"/>
+              </w:rPr>
+              <w:t>Frontend</w:t>
+            </w:r>
+          </w:p>
+        </w:tc>
+        <w:tc>
+          <w:tcPr>
+            <w:tcW w:type="dxa" w:w="2880"/>
+          </w:tcPr>
+          <w:p>
+            <w:r>
+              <w:rPr>
+                <w:sz w:val="18"/>
+              </w:rPr>
+            </w:r>
+            <w:r>
+              <w:rPr>
+                <w:sz w:val="18"/>
+              </w:rPr>
+              <w:t>React + Vite</w:t>
+            </w:r>
+          </w:p>
+        </w:tc>
+        <w:tc>
+          <w:tcPr>
+            <w:tcW w:type="dxa" w:w="2880"/>
+          </w:tcPr>
+          <w:p>
+            <w:r>
+              <w:rPr>
+                <w:sz w:val="18"/>
+              </w:rPr>
+            </w:r>
+            <w:r>
+              <w:rPr>
+                <w:sz w:val="18"/>
+              </w:rPr>
+              <w:t>18.3.1 / 5.4.10</w:t>
+            </w:r>
+          </w:p>
+        </w:tc>
+      </w:tr>
+      <w:tr>
+        <w:tc>
+          <w:tcPr>
+            <w:tcW w:type="dxa" w:w="2880"/>
+          </w:tcPr>
+          <w:p>
+            <w:r>
+              <w:rPr>
+                <w:sz w:val="18"/>
+              </w:rPr>
+            </w:r>
+            <w:r>
+              <w:rPr>
+                <w:b/>
+                <w:sz w:val="18"/>
+              </w:rPr>
+              <w:t>Bundler</w:t>
+            </w:r>
+          </w:p>
+        </w:tc>
+        <w:tc>
+          <w:tcPr>
+            <w:tcW w:type="dxa" w:w="2880"/>
+          </w:tcPr>
+          <w:p>
+            <w:r>
+              <w:rPr>
+                <w:sz w:val="18"/>
+              </w:rPr>
+            </w:r>
+            <w:r>
+              <w:rPr>
+                <w:sz w:val="18"/>
+              </w:rPr>
+              <w:t>Vite (dev server + build)</w:t>
+            </w:r>
+          </w:p>
+        </w:tc>
+        <w:tc>
+          <w:tcPr>
+            <w:tcW w:type="dxa" w:w="2880"/>
+          </w:tcPr>
+          <w:p>
+            <w:r>
+              <w:rPr>
+                <w:sz w:val="18"/>
+              </w:rPr>
+            </w:r>
+            <w:r>
+              <w:rPr>
+                <w:sz w:val="18"/>
+              </w:rPr>
+              <w:t>5.4.10</w:t>
             </w:r>
           </w:p>
         </w:tc>
@@ -13956,7 +14097,7 @@
               <w:rPr>
                 <w:sz w:val="18"/>
               </w:rPr>
-              <w:t>UI Gradio (4 abas)</w:t>
+              <w:t>UI React (4 abas)</w:t>
             </w:r>
           </w:p>
         </w:tc>
@@ -13993,7 +14134,7 @@
                 <w:rFonts w:ascii="Consolas" w:hAnsi="Consolas"/>
                 <w:sz w:val="18"/>
               </w:rPr>
-              <w:t>src/ui/gradio_app.py</w:t>
+              <w:t>frontend/src/App.jsx</w:t>
             </w:r>
           </w:p>
         </w:tc>
@@ -14458,19 +14599,6 @@
               </w:rPr>
               <w:t>src/rag/retriever.py</w:t>
             </w:r>
-            <w:r>
-              <w:rPr>
-                <w:sz w:val="18"/>
-              </w:rPr>
-              <w:t xml:space="preserve">, </w:t>
-            </w:r>
-            <w:r>
-              <w:rPr>
-                <w:rFonts w:ascii="Consolas" w:hAnsi="Consolas"/>
-                <w:sz w:val="18"/>
-              </w:rPr>
-              <w:t>src/ui/gradio_app.py</w:t>
-            </w:r>
           </w:p>
         </w:tc>
       </w:tr>
@@ -14820,7 +14948,7 @@
               <w:rPr>
                 <w:sz w:val="18"/>
               </w:rPr>
-              <w:t>UI testada no Colab (URL gradio.live funciona)</w:t>
+              <w:t>UI React migrada de Gradio</w:t>
             </w:r>
           </w:p>
         </w:tc>
@@ -14857,7 +14985,7 @@
                 <w:rFonts w:ascii="Consolas" w:hAnsi="Consolas"/>
                 <w:sz w:val="18"/>
               </w:rPr>
-              <w:t>notebooks/rodarcolab.ipynb</w:t>
+              <w:t>frontend/src/App.jsx</w:t>
             </w:r>
           </w:p>
         </w:tc>
@@ -16766,7 +16894,7 @@
         <w:t>notebooks/rodarcolab.ipynb</w:t>
       </w:r>
       <w:r>
-        <w:t xml:space="preserve"> (31 células, ~15 min de execução)</w:t>
+        <w:t xml:space="preserve"> (32 células, ~15 min de execução)</w:t>
       </w:r>
     </w:p>
     <w:p>
@@ -16793,7 +16921,7 @@
         <w:pStyle w:val="ListNumber"/>
       </w:pPr>
       <w:r>
-        <w:t>Instala dependências (numpy, pydantic, chromadb, gradio, unsloth)</w:t>
+        <w:t>Instala dependências (numpy, pydantic, chromadb, sentence-transformers, unsloth)</w:t>
       </w:r>
     </w:p>
     <w:p>
@@ -16809,7 +16937,27 @@
         <w:pStyle w:val="ListNumber"/>
       </w:pPr>
       <w:r>
-        <w:t>Copia modelo LoRA do Drive</w:t>
+        <w:t>Copia dados do Drive (</w:t>
+      </w:r>
+      <w:r>
+        <w:rPr>
+          <w:rFonts w:ascii="Consolas" w:hAnsi="Consolas"/>
+          <w:sz w:val="20"/>
+        </w:rPr>
+        <w:t>data/raw/</w:t>
+      </w:r>
+      <w:r>
+        <w:t xml:space="preserve"> + </w:t>
+      </w:r>
+      <w:r>
+        <w:rPr>
+          <w:rFonts w:ascii="Consolas" w:hAnsi="Consolas"/>
+          <w:sz w:val="20"/>
+        </w:rPr>
+        <w:t>data/processed/chroma_index/</w:t>
+      </w:r>
+      <w:r>
+        <w:t>)</w:t>
       </w:r>
     </w:p>
     <w:p>
@@ -16817,17 +16965,7 @@
         <w:pStyle w:val="ListNumber"/>
       </w:pPr>
       <w:r>
-        <w:t xml:space="preserve">Aplica patch gradio_client (corrige </w:t>
-      </w:r>
-      <w:r>
-        <w:rPr>
-          <w:rFonts w:ascii="Consolas" w:hAnsi="Consolas"/>
-          <w:sz w:val="20"/>
-        </w:rPr>
-        <w:t>TypeError: bool is not iterable</w:t>
-      </w:r>
-      <w:r>
-        <w:t>)</w:t>
+        <w:t>Copia modelo LoRA do Drive</w:t>
       </w:r>
     </w:p>
     <w:p>
@@ -16835,7 +16973,7 @@
         <w:pStyle w:val="ListNumber"/>
       </w:pPr>
       <w:r>
-        <w:t>Cópia do modelo pro caminho que a UI espera</w:t>
+        <w:t>Indexa ChatBulário se necessário (RAG)</w:t>
       </w:r>
     </w:p>
     <w:p>
@@ -16843,7 +16981,7 @@
         <w:pStyle w:val="ListNumber"/>
       </w:pPr>
       <w:r>
-        <w:t>Indexa ChatBulário (RAG)</w:t>
+        <w:t>Patch chromadb (np.float_ → np.float64)</w:t>
       </w:r>
     </w:p>
     <w:p>
@@ -16851,33 +16989,7 @@
         <w:pStyle w:val="ListNumber"/>
       </w:pPr>
       <w:r>
-        <w:t>Patch chromadb (np.float_ → np.float64)</w:t>
-      </w:r>
-    </w:p>
-    <w:p>
-      <w:pPr>
-        <w:pStyle w:val="ListNumber"/>
-      </w:pPr>
-      <w:r>
         <w:t>Carrega RAG + LLM</w:t>
-      </w:r>
-    </w:p>
-    <w:p>
-      <w:pPr>
-        <w:pStyle w:val="ListNumber"/>
-      </w:pPr>
-      <w:r>
-        <w:t xml:space="preserve">Sobe UI Gradio (gera URL pública tipo </w:t>
-      </w:r>
-      <w:r>
-        <w:rPr>
-          <w:rFonts w:ascii="Consolas" w:hAnsi="Consolas"/>
-          <w:sz w:val="20"/>
-        </w:rPr>
-        <w:t>https://xxxxx.gradio.live</w:t>
-      </w:r>
-      <w:r>
-        <w:t>)</w:t>
       </w:r>
     </w:p>
     <w:p>
@@ -16912,7 +17024,33 @@
         <w:rPr>
           <w:b/>
         </w:rPr>
-        <w:t>Patches aplicados no notebook</w:t>
+        <w:t>Frontend React</w:t>
+      </w:r>
+      <w:r>
+        <w:t xml:space="preserve"> (rodar local após Colab):</w:t>
+      </w:r>
+    </w:p>
+    <w:p>
+      <w:r>
+        <w:rPr>
+          <w:rFonts w:ascii="Consolas" w:hAnsi="Consolas"/>
+          <w:sz w:val="18"/>
+        </w:rPr>
+        <w:t>cd frontend</w:t>
+        <w:br/>
+        <w:t>npm install</w:t>
+        <w:br/>
+        <w:t>npm run dev -- --host 127.0.0.1 --port 3000</w:t>
+        <w:br/>
+        <w:t># Abre http://127.0.0.1:3000</w:t>
+      </w:r>
+    </w:p>
+    <w:p>
+      <w:r>
+        <w:rPr>
+          <w:b/>
+        </w:rPr>
+        <w:t>Caminhos importantes</w:t>
       </w:r>
       <w:r>
         <w:t>:</w:t>
@@ -16923,34 +17061,14 @@
         <w:pStyle w:val="ListBullet"/>
       </w:pPr>
       <w:r>
-        <w:t xml:space="preserve">✅ </w:t>
+        <w:t xml:space="preserve">Modelo fine-tuned: </w:t>
       </w:r>
       <w:r>
         <w:rPr>
           <w:rFonts w:ascii="Consolas" w:hAnsi="Consolas"/>
           <w:sz w:val="20"/>
         </w:rPr>
-        <w:t>gradio_client/utils.py</w:t>
-      </w:r>
-      <w:r>
-        <w:t xml:space="preserve"> — </w:t>
-      </w:r>
-      <w:r>
-        <w:rPr>
-          <w:rFonts w:ascii="Consolas" w:hAnsi="Consolas"/>
-          <w:sz w:val="20"/>
-        </w:rPr>
-        <w:t>'if "enum" in schema:'</w:t>
-      </w:r>
-      <w:r>
-        <w:t xml:space="preserve"> → </w:t>
-      </w:r>
-      <w:r>
-        <w:rPr>
-          <w:rFonts w:ascii="Consolas" w:hAnsi="Consolas"/>
-          <w:sz w:val="20"/>
-        </w:rPr>
-        <w:t>isinstance(schema, dict) and "enum" in schema:</w:t>
+        <w:t>/content/drive/MyDrive/techchallenge_fase3/biomistral-medquad-lora/</w:t>
       </w:r>
     </w:p>
     <w:p>
@@ -16958,34 +17076,14 @@
         <w:pStyle w:val="ListBullet"/>
       </w:pPr>
       <w:r>
-        <w:t xml:space="preserve">✅ </w:t>
+        <w:t xml:space="preserve">Modelo copiado: </w:t>
       </w:r>
       <w:r>
         <w:rPr>
           <w:rFonts w:ascii="Consolas" w:hAnsi="Consolas"/>
           <w:sz w:val="20"/>
         </w:rPr>
-        <w:t>chromadb/types.py</w:t>
-      </w:r>
-      <w:r>
-        <w:t xml:space="preserve"> — </w:t>
-      </w:r>
-      <w:r>
-        <w:rPr>
-          <w:rFonts w:ascii="Consolas" w:hAnsi="Consolas"/>
-          <w:sz w:val="20"/>
-        </w:rPr>
-        <w:t>np.float_</w:t>
-      </w:r>
-      <w:r>
-        <w:t xml:space="preserve"> → </w:t>
-      </w:r>
-      <w:r>
-        <w:rPr>
-          <w:rFonts w:ascii="Consolas" w:hAnsi="Consolas"/>
-          <w:sz w:val="20"/>
-        </w:rPr>
-        <w:t>np.float64</w:t>
+        <w:t>/content/Techchalleng3/biomistral-medquad-lora/</w:t>
       </w:r>
     </w:p>
     <w:p>
@@ -16993,17 +17091,63 @@
         <w:pStyle w:val="ListBullet"/>
       </w:pPr>
       <w:r>
-        <w:t xml:space="preserve">✅ </w:t>
+        <w:t xml:space="preserve">ChromaDB: </w:t>
       </w:r>
       <w:r>
         <w:rPr>
           <w:rFonts w:ascii="Consolas" w:hAnsi="Consolas"/>
           <w:sz w:val="20"/>
         </w:rPr>
-        <w:t>huggingface_hub</w:t>
-      </w:r>
-      <w:r>
-        <w:t xml:space="preserve"> downgrade para 0.20.0 (HfFolder ainda existe)</w:t>
+        <w:t>/content/Techchalleng3/data/processed/chroma_index/</w:t>
+      </w:r>
+    </w:p>
+    <w:p>
+      <w:r>
+        <w:rPr>
+          <w:color w:val="CCCCCC"/>
+        </w:rPr>
+        <w:t>────────────────────────────────────────────────────────────</w:t>
+      </w:r>
+    </w:p>
+    <w:p>
+      <w:pPr>
+        <w:pStyle w:val="Heading2"/>
+      </w:pPr>
+      <w:r>
+        <w:rPr>
+          <w:color w:val="2E74B5"/>
+        </w:rPr>
+        <w:t>13. Deploy da LLM: Colab Pro como Serviço de Inferência (API) ⭐ NOVO</w:t>
+      </w:r>
+    </w:p>
+    <w:p>
+      <w:r>
+        <w:t>Esta seção documenta como expor a LLM fine-tunada (que precisa de GPU) para as demais partes do projeto — o backend Python (RAG + agentes + auditoria) e o frontend React — quando não há GPU local disponível.</w:t>
+      </w:r>
+    </w:p>
+    <w:p>
+      <w:pPr>
+        <w:pStyle w:val="Heading3"/>
+      </w:pPr>
+      <w:r>
+        <w:rPr>
+          <w:color w:val="1F4E79"/>
+        </w:rPr>
+        <w:t>13.1. Limitações do Google Colab (Pro incluso)</w:t>
+      </w:r>
+    </w:p>
+    <w:p>
+      <w:r>
+        <w:t xml:space="preserve">O Colab Pro melhora a GPU (T4 / L4 / A100) e a estabilidade da sessão, mas </w:t>
+      </w:r>
+      <w:r>
+        <w:rPr>
+          <w:b/>
+        </w:rPr>
+        <w:t>não muda a mecânica de rede</w:t>
+      </w:r>
+      <w:r>
+        <w:t>:</w:t>
       </w:r>
     </w:p>
     <w:p>
@@ -17011,38 +17155,42 @@
         <w:pStyle w:val="ListBullet"/>
       </w:pPr>
       <w:r>
-        <w:t xml:space="preserve">✅ </w:t>
+        <w:rPr>
+          <w:b/>
+        </w:rPr>
+        <w:t>Não abre porta pública</w:t>
+      </w:r>
+      <w:r>
+        <w:t xml:space="preserve">: não é possível apontar o navegador/backend para </w:t>
       </w:r>
       <w:r>
         <w:rPr>
           <w:rFonts w:ascii="Consolas" w:hAnsi="Consolas"/>
           <w:sz w:val="20"/>
         </w:rPr>
-        <w:t>share=False</w:t>
-      </w:r>
-      <w:r>
-        <w:t xml:space="preserve"> → </w:t>
+        <w:t>IP_do_Colab:8000</w:t>
+      </w:r>
+      <w:r>
+        <w:t xml:space="preserve">. É preciso um </w:t>
+      </w:r>
+      <w:r>
+        <w:rPr>
+          <w:b/>
+        </w:rPr>
+        <w:t>túnel</w:t>
+      </w:r>
+      <w:r>
+        <w:t xml:space="preserve"> (Cloudflare, ngrok, ou o </w:t>
       </w:r>
       <w:r>
         <w:rPr>
           <w:rFonts w:ascii="Consolas" w:hAnsi="Consolas"/>
           <w:sz w:val="20"/>
         </w:rPr>
-        <w:t>share=True</w:t>
-      </w:r>
-      <w:r>
-        <w:t xml:space="preserve"> (gera URL pública)</w:t>
-      </w:r>
-    </w:p>
-    <w:p>
-      <w:r>
-        <w:rPr>
-          <w:b/>
-        </w:rPr>
-        <w:t>Caminhos importantes</w:t>
-      </w:r>
-      <w:r>
-        <w:t>:</w:t>
+        <w:t>share</w:t>
+      </w:r>
+      <w:r>
+        <w:t xml:space="preserve"> do Gradio) para gerar uma URL HTTPS externa.</w:t>
       </w:r>
     </w:p>
     <w:p>
@@ -17050,14 +17198,13 @@
         <w:pStyle w:val="ListBullet"/>
       </w:pPr>
       <w:r>
-        <w:t xml:space="preserve">Modelo fine-tuned: </w:t>
-      </w:r>
-      <w:r>
         <w:rPr>
-          <w:rFonts w:ascii="Consolas" w:hAnsi="Consolas"/>
-          <w:sz w:val="20"/>
+          <w:b/>
         </w:rPr>
-        <w:t>/content/drive/MyDrive/techchallenge_fase3/biomistral-medquad-lora/</w:t>
+        <w:t>Sessão efêmera</w:t>
+      </w:r>
+      <w:r>
+        <w:t>: cai por inatividade (~90 min) e tem limite total (~12–24 h). Quando a sessão morre, a API morre junto.</w:t>
       </w:r>
     </w:p>
     <w:p>
@@ -17065,17 +17212,1283 @@
         <w:pStyle w:val="ListBullet"/>
       </w:pPr>
       <w:r>
-        <w:t xml:space="preserve">Modelo copiado: </w:t>
+        <w:rPr>
+          <w:b/>
+        </w:rPr>
+        <w:t>Não existe "endpoint oficial de API do Colab"</w:t>
+      </w:r>
+      <w:r>
+        <w:t xml:space="preserve">: o padrão é sempre subir um servidor HTTP </w:t>
+      </w:r>
+      <w:r>
+        <w:rPr>
+          <w:i/>
+        </w:rPr>
+        <w:t>dentro</w:t>
+      </w:r>
+      <w:r>
+        <w:t xml:space="preserve"> do notebook e expô-lo por túnel.</w:t>
+      </w:r>
+    </w:p>
+    <w:p>
+      <w:pPr>
+        <w:pStyle w:val="Heading3"/>
+      </w:pPr>
+      <w:r>
+        <w:rPr>
+          <w:color w:val="1F4E79"/>
+        </w:rPr>
+        <w:t>13.2. Opções avaliadas</w:t>
+      </w:r>
+    </w:p>
+    <w:tbl>
+      <w:tblPr>
+        <w:tblStyle w:val="LightGrid-Accent1"/>
+        <w:tblW w:type="auto" w:w="0"/>
+        <w:tblLook w:firstColumn="1" w:firstRow="1" w:lastColumn="0" w:lastRow="0" w:noHBand="0" w:noVBand="1" w:val="04A0"/>
+      </w:tblPr>
+      <w:tblGrid>
+        <w:gridCol w:w="1728"/>
+        <w:gridCol w:w="1728"/>
+        <w:gridCol w:w="1728"/>
+        <w:gridCol w:w="1728"/>
+        <w:gridCol w:w="1728"/>
+      </w:tblGrid>
+      <w:tr>
+        <w:tc>
+          <w:tcPr>
+            <w:tcW w:type="dxa" w:w="1728"/>
+            <w:shd w:fill="1F497D"/>
+          </w:tcPr>
+          <w:p>
+            <w:r/>
+            <w:r>
+              <w:rPr>
+                <w:b/>
+                <w:color w:val="FFFFFF"/>
+                <w:sz w:val="20"/>
+              </w:rPr>
+              <w:t>#</w:t>
+            </w:r>
+          </w:p>
+        </w:tc>
+        <w:tc>
+          <w:tcPr>
+            <w:tcW w:type="dxa" w:w="1728"/>
+            <w:shd w:fill="1F497D"/>
+          </w:tcPr>
+          <w:p>
+            <w:r/>
+            <w:r>
+              <w:rPr>
+                <w:b/>
+                <w:color w:val="FFFFFF"/>
+                <w:sz w:val="20"/>
+              </w:rPr>
+              <w:t>Abordagem</w:t>
+            </w:r>
+          </w:p>
+        </w:tc>
+        <w:tc>
+          <w:tcPr>
+            <w:tcW w:type="dxa" w:w="1728"/>
+            <w:shd w:fill="1F497D"/>
+          </w:tcPr>
+          <w:p>
+            <w:r/>
+            <w:r>
+              <w:rPr>
+                <w:b/>
+                <w:color w:val="FFFFFF"/>
+                <w:sz w:val="20"/>
+              </w:rPr>
+              <w:t>Como funciona</w:t>
+            </w:r>
+          </w:p>
+        </w:tc>
+        <w:tc>
+          <w:tcPr>
+            <w:tcW w:type="dxa" w:w="1728"/>
+            <w:shd w:fill="1F497D"/>
+          </w:tcPr>
+          <w:p>
+            <w:r/>
+            <w:r>
+              <w:rPr>
+                <w:b/>
+                <w:color w:val="FFFFFF"/>
+                <w:sz w:val="20"/>
+              </w:rPr>
+              <w:t>Prós</w:t>
+            </w:r>
+          </w:p>
+        </w:tc>
+        <w:tc>
+          <w:tcPr>
+            <w:tcW w:type="dxa" w:w="1728"/>
+            <w:shd w:fill="1F497D"/>
+          </w:tcPr>
+          <w:p>
+            <w:r/>
+            <w:r>
+              <w:rPr>
+                <w:b/>
+                <w:color w:val="FFFFFF"/>
+                <w:sz w:val="20"/>
+              </w:rPr>
+              <w:t>Contras</w:t>
+            </w:r>
+          </w:p>
+        </w:tc>
+      </w:tr>
+      <w:tr>
+        <w:tc>
+          <w:tcPr>
+            <w:tcW w:type="dxa" w:w="1728"/>
+          </w:tcPr>
+          <w:p>
+            <w:r>
+              <w:rPr>
+                <w:sz w:val="18"/>
+              </w:rPr>
+            </w:r>
+            <w:r>
+              <w:rPr>
+                <w:sz w:val="18"/>
+              </w:rPr>
+              <w:t>1</w:t>
+            </w:r>
+          </w:p>
+        </w:tc>
+        <w:tc>
+          <w:tcPr>
+            <w:tcW w:type="dxa" w:w="1728"/>
+          </w:tcPr>
+          <w:p>
+            <w:r>
+              <w:rPr>
+                <w:sz w:val="18"/>
+              </w:rPr>
+            </w:r>
+            <w:r>
+              <w:rPr>
+                <w:b/>
+                <w:sz w:val="18"/>
+              </w:rPr>
+              <w:t>Gradio como API</w:t>
+            </w:r>
+          </w:p>
+        </w:tc>
+        <w:tc>
+          <w:tcPr>
+            <w:tcW w:type="dxa" w:w="1728"/>
+          </w:tcPr>
+          <w:p>
+            <w:r>
+              <w:rPr>
+                <w:sz w:val="18"/>
+              </w:rPr>
+            </w:r>
+            <w:r>
+              <w:rPr>
+                <w:rFonts w:ascii="Consolas" w:hAnsi="Consolas"/>
+                <w:sz w:val="18"/>
+              </w:rPr>
+              <w:t>demo.launch(share=True)</w:t>
+            </w:r>
+            <w:r>
+              <w:rPr>
+                <w:sz w:val="18"/>
+              </w:rPr>
+              <w:t xml:space="preserve"> gera </w:t>
+            </w:r>
+            <w:r>
+              <w:rPr>
+                <w:rFonts w:ascii="Consolas" w:hAnsi="Consolas"/>
+                <w:sz w:val="18"/>
+              </w:rPr>
+              <w:t>xxx.gradio.live</w:t>
+            </w:r>
+            <w:r>
+              <w:rPr>
+                <w:sz w:val="18"/>
+              </w:rPr>
+              <w:t xml:space="preserve">. Cada evento vira endpoint; o backend chama via </w:t>
+            </w:r>
+            <w:r>
+              <w:rPr>
+                <w:rFonts w:ascii="Consolas" w:hAnsi="Consolas"/>
+                <w:sz w:val="18"/>
+              </w:rPr>
+              <w:t>gradio_client.Client(url).predict(...)</w:t>
+            </w:r>
+          </w:p>
+        </w:tc>
+        <w:tc>
+          <w:tcPr>
+            <w:tcW w:type="dxa" w:w="1728"/>
+          </w:tcPr>
+          <w:p>
+            <w:r>
+              <w:rPr>
+                <w:sz w:val="18"/>
+              </w:rPr>
+            </w:r>
+            <w:r>
+              <w:rPr>
+                <w:sz w:val="18"/>
+              </w:rPr>
+              <w:t>Zero infra nova (já implementado)</w:t>
+            </w:r>
+          </w:p>
+        </w:tc>
+        <w:tc>
+          <w:tcPr>
+            <w:tcW w:type="dxa" w:w="1728"/>
+          </w:tcPr>
+          <w:p>
+            <w:r>
+              <w:rPr>
+                <w:sz w:val="18"/>
+              </w:rPr>
+            </w:r>
+            <w:r>
+              <w:rPr>
+                <w:sz w:val="18"/>
+              </w:rPr>
+              <w:t xml:space="preserve">Túnel </w:t>
+            </w:r>
+            <w:r>
+              <w:rPr>
+                <w:rFonts w:ascii="Consolas" w:hAnsi="Consolas"/>
+                <w:sz w:val="18"/>
+              </w:rPr>
+              <w:t>gradio.live</w:t>
+            </w:r>
+            <w:r>
+              <w:rPr>
+                <w:sz w:val="18"/>
+              </w:rPr>
+              <w:t xml:space="preserve"> expira em 72 h, instável, schema "gradio-shaped"</w:t>
+            </w:r>
+          </w:p>
+        </w:tc>
+      </w:tr>
+      <w:tr>
+        <w:tc>
+          <w:tcPr>
+            <w:tcW w:type="dxa" w:w="1728"/>
+          </w:tcPr>
+          <w:p>
+            <w:r>
+              <w:rPr>
+                <w:sz w:val="18"/>
+              </w:rPr>
+            </w:r>
+            <w:r>
+              <w:rPr>
+                <w:sz w:val="18"/>
+              </w:rPr>
+              <w:t>2</w:t>
+            </w:r>
+          </w:p>
+        </w:tc>
+        <w:tc>
+          <w:tcPr>
+            <w:tcW w:type="dxa" w:w="1728"/>
+          </w:tcPr>
+          <w:p>
+            <w:r>
+              <w:rPr>
+                <w:sz w:val="18"/>
+              </w:rPr>
+            </w:r>
+            <w:r>
+              <w:rPr>
+                <w:b/>
+                <w:sz w:val="18"/>
+              </w:rPr>
+              <w:t>FastAPI + Cloudflare Tunnel</w:t>
+            </w:r>
+          </w:p>
+        </w:tc>
+        <w:tc>
+          <w:tcPr>
+            <w:tcW w:type="dxa" w:w="1728"/>
+          </w:tcPr>
+          <w:p>
+            <w:r>
+              <w:rPr>
+                <w:sz w:val="18"/>
+              </w:rPr>
+            </w:r>
+            <w:r>
+              <w:rPr>
+                <w:rFonts w:ascii="Consolas" w:hAnsi="Consolas"/>
+                <w:sz w:val="18"/>
+              </w:rPr>
+              <w:t>uvicorn</w:t>
+            </w:r>
+            <w:r>
+              <w:rPr>
+                <w:sz w:val="18"/>
+              </w:rPr>
+              <w:t xml:space="preserve"> em </w:t>
+            </w:r>
+            <w:r>
+              <w:rPr>
+                <w:rFonts w:ascii="Consolas" w:hAnsi="Consolas"/>
+                <w:sz w:val="18"/>
+              </w:rPr>
+              <w:t>127.0.0.1:8000</w:t>
+            </w:r>
+            <w:r>
+              <w:rPr>
+                <w:sz w:val="18"/>
+              </w:rPr>
+              <w:t xml:space="preserve"> numa thread + </w:t>
+            </w:r>
+            <w:r>
+              <w:rPr>
+                <w:rFonts w:ascii="Consolas" w:hAnsi="Consolas"/>
+                <w:sz w:val="18"/>
+              </w:rPr>
+              <w:t>cloudflared tunnel --url http://localhost:8000</w:t>
+            </w:r>
+            <w:r>
+              <w:rPr>
+                <w:sz w:val="18"/>
+              </w:rPr>
+              <w:t xml:space="preserve"> gera </w:t>
+            </w:r>
+            <w:r>
+              <w:rPr>
+                <w:rFonts w:ascii="Consolas" w:hAnsi="Consolas"/>
+                <w:sz w:val="18"/>
+              </w:rPr>
+              <w:t>https://xxx.trycloudflare.com</w:t>
+            </w:r>
+          </w:p>
+        </w:tc>
+        <w:tc>
+          <w:tcPr>
+            <w:tcW w:type="dxa" w:w="1728"/>
+          </w:tcPr>
+          <w:p>
+            <w:r>
+              <w:rPr>
+                <w:sz w:val="18"/>
+              </w:rPr>
+            </w:r>
+            <w:r>
+              <w:rPr>
+                <w:sz w:val="18"/>
+              </w:rPr>
+              <w:t>REST próprio, grátis, sem cadastro</w:t>
+            </w:r>
+          </w:p>
+        </w:tc>
+        <w:tc>
+          <w:tcPr>
+            <w:tcW w:type="dxa" w:w="1728"/>
+          </w:tcPr>
+          <w:p>
+            <w:r>
+              <w:rPr>
+                <w:sz w:val="18"/>
+              </w:rPr>
+            </w:r>
+            <w:r>
+              <w:rPr>
+                <w:sz w:val="18"/>
+              </w:rPr>
+              <w:t>URL muda a cada sessão (repassar ao backend)</w:t>
+            </w:r>
+          </w:p>
+        </w:tc>
+      </w:tr>
+      <w:tr>
+        <w:tc>
+          <w:tcPr>
+            <w:tcW w:type="dxa" w:w="1728"/>
+          </w:tcPr>
+          <w:p>
+            <w:r>
+              <w:rPr>
+                <w:sz w:val="18"/>
+              </w:rPr>
+            </w:r>
+            <w:r>
+              <w:rPr>
+                <w:sz w:val="18"/>
+              </w:rPr>
+              <w:t>3</w:t>
+            </w:r>
+          </w:p>
+        </w:tc>
+        <w:tc>
+          <w:tcPr>
+            <w:tcW w:type="dxa" w:w="1728"/>
+          </w:tcPr>
+          <w:p>
+            <w:r>
+              <w:rPr>
+                <w:sz w:val="18"/>
+              </w:rPr>
+            </w:r>
+            <w:r>
+              <w:rPr>
+                <w:b/>
+                <w:sz w:val="18"/>
+              </w:rPr>
+              <w:t>FastAPI + ngrok</w:t>
+            </w:r>
+          </w:p>
+        </w:tc>
+        <w:tc>
+          <w:tcPr>
+            <w:tcW w:type="dxa" w:w="1728"/>
+          </w:tcPr>
+          <w:p>
+            <w:r>
+              <w:rPr>
+                <w:sz w:val="18"/>
+              </w:rPr>
+            </w:r>
+            <w:r>
+              <w:rPr>
+                <w:sz w:val="18"/>
+              </w:rPr>
+              <w:t xml:space="preserve">Igual, com </w:t>
+            </w:r>
+            <w:r>
+              <w:rPr>
+                <w:rFonts w:ascii="Consolas" w:hAnsi="Consolas"/>
+                <w:sz w:val="18"/>
+              </w:rPr>
+              <w:t>pyngrok</w:t>
+            </w:r>
+            <w:r>
+              <w:rPr>
+                <w:sz w:val="18"/>
+              </w:rPr>
+              <w:t xml:space="preserve"> e authtoken</w:t>
+            </w:r>
+          </w:p>
+        </w:tc>
+        <w:tc>
+          <w:tcPr>
+            <w:tcW w:type="dxa" w:w="1728"/>
+          </w:tcPr>
+          <w:p>
+            <w:r>
+              <w:rPr>
+                <w:sz w:val="18"/>
+              </w:rPr>
+            </w:r>
+            <w:r>
+              <w:rPr>
+                <w:sz w:val="18"/>
+              </w:rPr>
+              <w:t>Fácil</w:t>
+            </w:r>
+          </w:p>
+        </w:tc>
+        <w:tc>
+          <w:tcPr>
+            <w:tcW w:type="dxa" w:w="1728"/>
+          </w:tcPr>
+          <w:p>
+            <w:r>
+              <w:rPr>
+                <w:sz w:val="18"/>
+              </w:rPr>
+            </w:r>
+            <w:r>
+              <w:rPr>
+                <w:sz w:val="18"/>
+              </w:rPr>
+              <w:t>Free: 1 túnel, tela de aviso, authtoken obrigatório</w:t>
+            </w:r>
+          </w:p>
+        </w:tc>
+      </w:tr>
+      <w:tr>
+        <w:tc>
+          <w:tcPr>
+            <w:tcW w:type="dxa" w:w="1728"/>
+          </w:tcPr>
+          <w:p>
+            <w:r>
+              <w:rPr>
+                <w:sz w:val="18"/>
+              </w:rPr>
+            </w:r>
+            <w:r>
+              <w:rPr>
+                <w:sz w:val="18"/>
+              </w:rPr>
+              <w:t>4</w:t>
+            </w:r>
+          </w:p>
+        </w:tc>
+        <w:tc>
+          <w:tcPr>
+            <w:tcW w:type="dxa" w:w="1728"/>
+          </w:tcPr>
+          <w:p>
+            <w:r>
+              <w:rPr>
+                <w:sz w:val="18"/>
+              </w:rPr>
+            </w:r>
+            <w:r>
+              <w:rPr>
+                <w:b/>
+                <w:sz w:val="18"/>
+              </w:rPr>
+              <w:t>Cloudflare Tunnel nomeado</w:t>
+            </w:r>
+          </w:p>
+        </w:tc>
+        <w:tc>
+          <w:tcPr>
+            <w:tcW w:type="dxa" w:w="1728"/>
+          </w:tcPr>
+          <w:p>
+            <w:r>
+              <w:rPr>
+                <w:sz w:val="18"/>
+              </w:rPr>
+            </w:r>
+            <w:r>
+              <w:rPr>
+                <w:sz w:val="18"/>
+              </w:rPr>
+              <w:t>Conta Cloudflare grátis + domínio → subdomínio fixo (</w:t>
+            </w:r>
+            <w:r>
+              <w:rPr>
+                <w:rFonts w:ascii="Consolas" w:hAnsi="Consolas"/>
+                <w:sz w:val="18"/>
+              </w:rPr>
+              <w:t>llm.dominio.com</w:t>
+            </w:r>
+            <w:r>
+              <w:rPr>
+                <w:sz w:val="18"/>
+              </w:rPr>
+              <w:t>)</w:t>
+            </w:r>
+          </w:p>
+        </w:tc>
+        <w:tc>
+          <w:tcPr>
+            <w:tcW w:type="dxa" w:w="1728"/>
+          </w:tcPr>
+          <w:p>
+            <w:r>
+              <w:rPr>
+                <w:sz w:val="18"/>
+              </w:rPr>
+            </w:r>
+            <w:r>
+              <w:rPr>
+                <w:sz w:val="18"/>
+              </w:rPr>
+              <w:t>URL estável entre sessões</w:t>
+            </w:r>
+          </w:p>
+        </w:tc>
+        <w:tc>
+          <w:tcPr>
+            <w:tcW w:type="dxa" w:w="1728"/>
+          </w:tcPr>
+          <w:p>
+            <w:r>
+              <w:rPr>
+                <w:sz w:val="18"/>
+              </w:rPr>
+            </w:r>
+            <w:r>
+              <w:rPr>
+                <w:sz w:val="18"/>
+              </w:rPr>
+              <w:t>Requer domínio próprio na Cloudflare</w:t>
+            </w:r>
+          </w:p>
+        </w:tc>
+      </w:tr>
+      <w:tr>
+        <w:tc>
+          <w:tcPr>
+            <w:tcW w:type="dxa" w:w="1728"/>
+          </w:tcPr>
+          <w:p>
+            <w:r>
+              <w:rPr>
+                <w:sz w:val="18"/>
+              </w:rPr>
+            </w:r>
+            <w:r>
+              <w:rPr>
+                <w:sz w:val="18"/>
+              </w:rPr>
+              <w:t>5</w:t>
+            </w:r>
+          </w:p>
+        </w:tc>
+        <w:tc>
+          <w:tcPr>
+            <w:tcW w:type="dxa" w:w="1728"/>
+          </w:tcPr>
+          <w:p>
+            <w:r>
+              <w:rPr>
+                <w:sz w:val="18"/>
+              </w:rPr>
+            </w:r>
+            <w:r>
+              <w:rPr>
+                <w:b/>
+                <w:sz w:val="18"/>
+              </w:rPr>
+              <w:t>Sair do Colab</w:t>
+            </w:r>
+          </w:p>
+        </w:tc>
+        <w:tc>
+          <w:tcPr>
+            <w:tcW w:type="dxa" w:w="1728"/>
+          </w:tcPr>
+          <w:p>
+            <w:r>
+              <w:rPr>
+                <w:sz w:val="18"/>
+              </w:rPr>
+            </w:r>
+            <w:r>
+              <w:rPr>
+                <w:sz w:val="18"/>
+              </w:rPr>
+              <w:t xml:space="preserve">HF Inference Endpoints / Modal / RunPod / Replicate (pagos) ou </w:t>
+            </w:r>
+            <w:r>
+              <w:rPr>
+                <w:b/>
+                <w:sz w:val="18"/>
+              </w:rPr>
+              <w:t>Kaggle Notebooks</w:t>
+            </w:r>
+            <w:r>
+              <w:rPr>
+                <w:sz w:val="18"/>
+              </w:rPr>
+              <w:t xml:space="preserve"> (GPU grátis, 30 h/semana, mesmo truque de túnel, costuma cair menos)</w:t>
+            </w:r>
+          </w:p>
+        </w:tc>
+        <w:tc>
+          <w:tcPr>
+            <w:tcW w:type="dxa" w:w="1728"/>
+          </w:tcPr>
+          <w:p>
+            <w:r>
+              <w:rPr>
+                <w:sz w:val="18"/>
+              </w:rPr>
+            </w:r>
+            <w:r>
+              <w:rPr>
+                <w:sz w:val="18"/>
+              </w:rPr>
+              <w:t>URL estável, não morre</w:t>
+            </w:r>
+          </w:p>
+        </w:tc>
+        <w:tc>
+          <w:tcPr>
+            <w:tcW w:type="dxa" w:w="1728"/>
+          </w:tcPr>
+          <w:p>
+            <w:r>
+              <w:rPr>
+                <w:sz w:val="18"/>
+              </w:rPr>
+            </w:r>
+            <w:r>
+              <w:rPr>
+                <w:sz w:val="18"/>
+              </w:rPr>
+              <w:t>Custo, ou setup adicional</w:t>
+            </w:r>
+          </w:p>
+        </w:tc>
+      </w:tr>
+    </w:tbl>
+    <w:p>
+      <w:pPr>
+        <w:pStyle w:val="Heading3"/>
+      </w:pPr>
+      <w:r>
+        <w:rPr>
+          <w:color w:val="1F4E79"/>
+        </w:rPr>
+        <w:t>13.3. Arquitetura recomendada — "LLM como microserviço"</w:t>
+      </w:r>
+    </w:p>
+    <w:p>
+      <w:r>
+        <w:t xml:space="preserve">Só a </w:t>
+      </w:r>
+      <w:r>
+        <w:rPr>
+          <w:b/>
+        </w:rPr>
+        <w:t>inferência</w:t>
+      </w:r>
+      <w:r>
+        <w:t xml:space="preserve"> roda no Colab; o resto (RAG, agentes, </w:t>
       </w:r>
       <w:r>
         <w:rPr>
           <w:rFonts w:ascii="Consolas" w:hAnsi="Consolas"/>
           <w:sz w:val="20"/>
         </w:rPr>
-        <w:t>/content/Techchalleng3/biomistral-medquad-lora/</w:t>
-      </w:r>
-      <w:r>
-        <w:t xml:space="preserve"> (caminho que UI espera)</w:t>
+        <w:t>audit.db</w:t>
+      </w:r>
+      <w:r>
+        <w:t>, geração de PDF) roda localmente:</w:t>
+      </w:r>
+    </w:p>
+    <w:p>
+      <w:r>
+        <w:rPr>
+          <w:rFonts w:ascii="Consolas" w:hAnsi="Consolas"/>
+          <w:sz w:val="18"/>
+        </w:rPr>
+        <w:t>React (laptop)  -&gt;  Backend FastAPI (local: RAG + agentes + auditoria + PDFs)</w:t>
+        <w:br/>
+        <w:t xml:space="preserve">                                  |  apenas o llm.invoke()</w:t>
+        <w:br/>
+        <w:t xml:space="preserve">                                  v</w:t>
+        <w:br/>
+        <w:t xml:space="preserve">                    Colab Pro (GPU): FastAPI /invoke  --cloudflared--&gt;  https://xxx.trycloudflare.com</w:t>
+      </w:r>
+    </w:p>
+    <w:p>
+      <w:r>
+        <w:t xml:space="preserve">Vantagens: componentes leves ficam locais e rápidos; só o texto (prompt/resposta) trafega pela rede; o mesmo </w:t>
+      </w:r>
+      <w:r>
+        <w:rPr>
+          <w:rFonts w:ascii="Consolas" w:hAnsi="Consolas"/>
+          <w:sz w:val="20"/>
+        </w:rPr>
+        <w:t>src/llm/client.py</w:t>
+      </w:r>
+      <w:r>
+        <w:t xml:space="preserve"> atende três modos — local, remoto e mock.</w:t>
+      </w:r>
+    </w:p>
+    <w:p>
+      <w:pPr>
+        <w:pStyle w:val="Heading3"/>
+      </w:pPr>
+      <w:r>
+        <w:rPr>
+          <w:color w:val="1F4E79"/>
+        </w:rPr>
+        <w:t>13.4. Implementação no `rodarcolab.ipynb`</w:t>
+      </w:r>
+    </w:p>
+    <w:p>
+      <w:pPr>
+        <w:ind w:left="432" w:right="432"/>
+      </w:pPr>
+      <w:r>
+        <w:rPr>
+          <w:i/>
+          <w:color w:val="555555"/>
+        </w:rPr>
+        <w:t>┃ **Status**: proposta — ainda não commitada. As células abaixo são o que deve ser adicionado ao notebook.</w:t>
+      </w:r>
+    </w:p>
+    <w:p>
+      <w:r>
+        <w:t xml:space="preserve">Célula A — após carregar o objeto </w:t>
+      </w:r>
+      <w:r>
+        <w:rPr>
+          <w:rFonts w:ascii="Consolas" w:hAnsi="Consolas"/>
+          <w:sz w:val="20"/>
+        </w:rPr>
+        <w:t>llm</w:t>
+      </w:r>
+      <w:r>
+        <w:t xml:space="preserve"> (</w:t>
+      </w:r>
+      <w:r>
+        <w:rPr>
+          <w:rFonts w:ascii="Consolas" w:hAnsi="Consolas"/>
+          <w:sz w:val="20"/>
+        </w:rPr>
+        <w:t>LLMClient</w:t>
+      </w:r>
+      <w:r>
+        <w:t>), sobe a API numa thread:</w:t>
+      </w:r>
+    </w:p>
+    <w:p>
+      <w:r>
+        <w:rPr>
+          <w:rFonts w:ascii="Consolas" w:hAnsi="Consolas"/>
+          <w:sz w:val="18"/>
+        </w:rPr>
+        <w:t>from fastapi import FastAPI</w:t>
+        <w:br/>
+        <w:t>from pydantic import BaseModel</w:t>
+        <w:br/>
+        <w:t>import uvicorn, threading, nest_asyncio</w:t>
+        <w:br/>
+        <w:br/>
+        <w:t>api = FastAPI()</w:t>
+        <w:br/>
+        <w:br/>
+        <w:t>class Req(BaseModel):</w:t>
+        <w:br/>
+        <w:t xml:space="preserve">    messages: list</w:t>
+        <w:br/>
+        <w:br/>
+        <w:t>@api.get("/health")</w:t>
+        <w:br/>
+        <w:t>def health():</w:t>
+        <w:br/>
+        <w:t xml:space="preserve">    return {"ok": True, "mock": llm.use_mock}</w:t>
+        <w:br/>
+        <w:br/>
+        <w:t>@api.post("/invoke")</w:t>
+        <w:br/>
+        <w:t>def invoke(r: Req):</w:t>
+        <w:br/>
+        <w:t xml:space="preserve">    return {"text": llm.invoke(r.messages)}</w:t>
+        <w:br/>
+        <w:br/>
+        <w:t>nest_asyncio.apply()</w:t>
+        <w:br/>
+        <w:t>threading.Thread(</w:t>
+        <w:br/>
+        <w:t xml:space="preserve">    target=lambda: uvicorn.run(api, host="127.0.0.1", port=8000),</w:t>
+        <w:br/>
+        <w:t xml:space="preserve">    daemon=True,</w:t>
+        <w:br/>
+        <w:t>).start()</w:t>
+      </w:r>
+    </w:p>
+    <w:p>
+      <w:r>
+        <w:t>Célula B — cria o túnel público e imprime a URL:</w:t>
+      </w:r>
+    </w:p>
+    <w:p>
+      <w:r>
+        <w:rPr>
+          <w:rFonts w:ascii="Consolas" w:hAnsi="Consolas"/>
+          <w:sz w:val="18"/>
+        </w:rPr>
+        <w:t>!wget -q https://github.com/cloudflare/cloudflared/releases/latest/download/cloudflared-linux-amd64 -O /usr/local/bin/cloudflared &amp;&amp; chmod +x /usr/local/bin/cloudflared</w:t>
+        <w:br/>
+        <w:t>import subprocess, re</w:t>
+        <w:br/>
+        <w:t>p = subprocess.Popen(</w:t>
+        <w:br/>
+        <w:t xml:space="preserve">    ["cloudflared", "tunnel", "--url", "http://localhost:8000"],</w:t>
+        <w:br/>
+        <w:t xml:space="preserve">    stdout=subprocess.PIPE, stderr=subprocess.STDOUT, text=True,</w:t>
+        <w:br/>
+        <w:t>)</w:t>
+        <w:br/>
+        <w:t>for line in p.stdout:</w:t>
+        <w:br/>
+        <w:t xml:space="preserve">    print(line, end="")</w:t>
+        <w:br/>
+        <w:t xml:space="preserve">    m = re.search(r"https://[-\w]+\.trycloudflare\.com", line)</w:t>
+        <w:br/>
+        <w:t xml:space="preserve">    if m:</w:t>
+        <w:br/>
+        <w:t xml:space="preserve">        print("\n&gt;&gt;&gt; API PÚBLICA:", m.group(0))</w:t>
+        <w:br/>
+        <w:t xml:space="preserve">        break</w:t>
+      </w:r>
+    </w:p>
+    <w:p>
+      <w:pPr>
+        <w:pStyle w:val="Heading3"/>
+      </w:pPr>
+      <w:r>
+        <w:rPr>
+          <w:color w:val="1F4E79"/>
+        </w:rPr>
+        <w:t>13.5. Modo `remote` no `src/llm/client.py`</w:t>
+      </w:r>
+    </w:p>
+    <w:p>
+      <w:pPr>
+        <w:ind w:left="432" w:right="432"/>
+      </w:pPr>
+      <w:r>
+        <w:rPr>
+          <w:i/>
+          <w:color w:val="555555"/>
+        </w:rPr>
+        <w:t>┃ **Status**: proposta — ainda não commitada.</w:t>
+      </w:r>
+    </w:p>
+    <w:p>
+      <w:r>
+        <w:t xml:space="preserve">Comportamento previsto: se a variável de ambiente </w:t>
+      </w:r>
+      <w:r>
+        <w:rPr>
+          <w:rFonts w:ascii="Consolas" w:hAnsi="Consolas"/>
+          <w:sz w:val="20"/>
+        </w:rPr>
+        <w:t>LLM_REMOTE_URL</w:t>
+      </w:r>
+      <w:r>
+        <w:t xml:space="preserve"> estiver definida, o </w:t>
+      </w:r>
+      <w:r>
+        <w:rPr>
+          <w:rFonts w:ascii="Consolas" w:hAnsi="Consolas"/>
+          <w:sz w:val="20"/>
+        </w:rPr>
+        <w:t>LLMClient</w:t>
+      </w:r>
+      <w:r>
+        <w:t xml:space="preserve"> </w:t>
+      </w:r>
+      <w:r>
+        <w:rPr>
+          <w:b/>
+        </w:rPr>
+        <w:t>não carrega o modelo</w:t>
+      </w:r>
+      <w:r>
+        <w:t xml:space="preserve"> — </w:t>
+      </w:r>
+      <w:r>
+        <w:rPr>
+          <w:rFonts w:ascii="Consolas" w:hAnsi="Consolas"/>
+          <w:sz w:val="20"/>
+        </w:rPr>
+        <w:t>invoke()</w:t>
+      </w:r>
+      <w:r>
+        <w:t xml:space="preserve"> faz </w:t>
+      </w:r>
+      <w:r>
+        <w:rPr>
+          <w:rFonts w:ascii="Consolas" w:hAnsi="Consolas"/>
+          <w:sz w:val="20"/>
+        </w:rPr>
+        <w:t>requests.post(f"{LLM_REMOTE_URL}/invoke", json={"messages": messages})</w:t>
+      </w:r>
+      <w:r>
+        <w:t xml:space="preserve"> e devolve o campo </w:t>
+      </w:r>
+      <w:r>
+        <w:rPr>
+          <w:rFonts w:ascii="Consolas" w:hAnsi="Consolas"/>
+          <w:sz w:val="20"/>
+        </w:rPr>
+        <w:t>text</w:t>
+      </w:r>
+      <w:r>
+        <w:t>.</w:t>
+      </w:r>
+    </w:p>
+    <w:p>
+      <w:r>
+        <w:t>Assim o backend local roda normalmente, apenas definindo:</w:t>
+      </w:r>
+    </w:p>
+    <w:p>
+      <w:r>
+        <w:rPr>
+          <w:rFonts w:ascii="Consolas" w:hAnsi="Consolas"/>
+          <w:sz w:val="18"/>
+        </w:rPr>
+        <w:t>set LLM_REMOTE_URL=https://xxx.trycloudflare.com   # Windows (PowerShell: $env:LLM_REMOTE_URL="...")</w:t>
+        <w:br/>
+        <w:t>export LLM_REMOTE_URL=https://xxx.trycloudflare.com # Linux/Mac</w:t>
+      </w:r>
+    </w:p>
+    <w:p>
+      <w:r>
+        <w:t xml:space="preserve">Resumo dos modos do </w:t>
+      </w:r>
+      <w:r>
+        <w:rPr>
+          <w:rFonts w:ascii="Consolas" w:hAnsi="Consolas"/>
+          <w:sz w:val="20"/>
+        </w:rPr>
+        <w:t>LLMClient</w:t>
+      </w:r>
+      <w:r>
+        <w:t>:</w:t>
+      </w:r>
+    </w:p>
+    <w:tbl>
+      <w:tblPr>
+        <w:tblStyle w:val="LightGrid-Accent1"/>
+        <w:tblW w:type="auto" w:w="0"/>
+        <w:tblLook w:firstColumn="1" w:firstRow="1" w:lastColumn="0" w:lastRow="0" w:noHBand="0" w:noVBand="1" w:val="04A0"/>
+      </w:tblPr>
+      <w:tblGrid>
+        <w:gridCol w:w="2880"/>
+        <w:gridCol w:w="2880"/>
+        <w:gridCol w:w="2880"/>
+      </w:tblGrid>
+      <w:tr>
+        <w:tc>
+          <w:tcPr>
+            <w:tcW w:type="dxa" w:w="2880"/>
+            <w:shd w:fill="1F497D"/>
+          </w:tcPr>
+          <w:p>
+            <w:r/>
+            <w:r>
+              <w:rPr>
+                <w:b/>
+                <w:color w:val="FFFFFF"/>
+                <w:sz w:val="20"/>
+              </w:rPr>
+              <w:t>Modo</w:t>
+            </w:r>
+          </w:p>
+        </w:tc>
+        <w:tc>
+          <w:tcPr>
+            <w:tcW w:type="dxa" w:w="2880"/>
+            <w:shd w:fill="1F497D"/>
+          </w:tcPr>
+          <w:p>
+            <w:r/>
+            <w:r>
+              <w:rPr>
+                <w:b/>
+                <w:color w:val="FFFFFF"/>
+                <w:sz w:val="20"/>
+              </w:rPr>
+              <w:t>Ativação</w:t>
+            </w:r>
+          </w:p>
+        </w:tc>
+        <w:tc>
+          <w:tcPr>
+            <w:tcW w:type="dxa" w:w="2880"/>
+            <w:shd w:fill="1F497D"/>
+          </w:tcPr>
+          <w:p>
+            <w:r/>
+            <w:r>
+              <w:rPr>
+                <w:b/>
+                <w:color w:val="FFFFFF"/>
+                <w:sz w:val="20"/>
+              </w:rPr>
+              <w:t>Uso</w:t>
+            </w:r>
+          </w:p>
+        </w:tc>
+      </w:tr>
+      <w:tr>
+        <w:tc>
+          <w:tcPr>
+            <w:tcW w:type="dxa" w:w="2880"/>
+          </w:tcPr>
+          <w:p>
+            <w:r>
+              <w:rPr>
+                <w:sz w:val="18"/>
+              </w:rPr>
+            </w:r>
+            <w:r>
+              <w:rPr>
+                <w:sz w:val="18"/>
+              </w:rPr>
+              <w:t>Local</w:t>
+            </w:r>
+          </w:p>
+        </w:tc>
+        <w:tc>
+          <w:tcPr>
+            <w:tcW w:type="dxa" w:w="2880"/>
+          </w:tcPr>
+          <w:p>
+            <w:r>
+              <w:rPr>
+                <w:sz w:val="18"/>
+              </w:rPr>
+            </w:r>
+            <w:r>
+              <w:rPr>
+                <w:sz w:val="18"/>
+              </w:rPr>
+              <w:t>default (com GPU)</w:t>
+            </w:r>
+          </w:p>
+        </w:tc>
+        <w:tc>
+          <w:tcPr>
+            <w:tcW w:type="dxa" w:w="2880"/>
+          </w:tcPr>
+          <w:p>
+            <w:r>
+              <w:rPr>
+                <w:sz w:val="18"/>
+              </w:rPr>
+            </w:r>
+            <w:r>
+              <w:rPr>
+                <w:sz w:val="18"/>
+              </w:rPr>
+              <w:t>Notebook Colab ou máquina com GPU</w:t>
+            </w:r>
+          </w:p>
+        </w:tc>
+      </w:tr>
+      <w:tr>
+        <w:tc>
+          <w:tcPr>
+            <w:tcW w:type="dxa" w:w="2880"/>
+          </w:tcPr>
+          <w:p>
+            <w:r>
+              <w:rPr>
+                <w:sz w:val="18"/>
+              </w:rPr>
+            </w:r>
+            <w:r>
+              <w:rPr>
+                <w:sz w:val="18"/>
+              </w:rPr>
+              <w:t>Remoto</w:t>
+            </w:r>
+          </w:p>
+        </w:tc>
+        <w:tc>
+          <w:tcPr>
+            <w:tcW w:type="dxa" w:w="2880"/>
+          </w:tcPr>
+          <w:p>
+            <w:r>
+              <w:rPr>
+                <w:sz w:val="18"/>
+              </w:rPr>
+            </w:r>
+            <w:r>
+              <w:rPr>
+                <w:rFonts w:ascii="Consolas" w:hAnsi="Consolas"/>
+                <w:sz w:val="18"/>
+              </w:rPr>
+              <w:t>LLM_REMOTE_URL</w:t>
+            </w:r>
+            <w:r>
+              <w:rPr>
+                <w:sz w:val="18"/>
+              </w:rPr>
+              <w:t xml:space="preserve"> definida</w:t>
+            </w:r>
+          </w:p>
+        </w:tc>
+        <w:tc>
+          <w:tcPr>
+            <w:tcW w:type="dxa" w:w="2880"/>
+          </w:tcPr>
+          <w:p>
+            <w:r>
+              <w:rPr>
+                <w:sz w:val="18"/>
+              </w:rPr>
+            </w:r>
+            <w:r>
+              <w:rPr>
+                <w:sz w:val="18"/>
+              </w:rPr>
+              <w:t>Backend/CI local consumindo o Colab</w:t>
+            </w:r>
+          </w:p>
+        </w:tc>
+      </w:tr>
+      <w:tr>
+        <w:tc>
+          <w:tcPr>
+            <w:tcW w:type="dxa" w:w="2880"/>
+          </w:tcPr>
+          <w:p>
+            <w:r>
+              <w:rPr>
+                <w:sz w:val="18"/>
+              </w:rPr>
+            </w:r>
+            <w:r>
+              <w:rPr>
+                <w:sz w:val="18"/>
+              </w:rPr>
+              <w:t>Mock</w:t>
+            </w:r>
+          </w:p>
+        </w:tc>
+        <w:tc>
+          <w:tcPr>
+            <w:tcW w:type="dxa" w:w="2880"/>
+          </w:tcPr>
+          <w:p>
+            <w:r>
+              <w:rPr>
+                <w:sz w:val="18"/>
+              </w:rPr>
+            </w:r>
+            <w:r>
+              <w:rPr>
+                <w:rFonts w:ascii="Consolas" w:hAnsi="Consolas"/>
+                <w:sz w:val="18"/>
+              </w:rPr>
+              <w:t>LLM_MOCK=1</w:t>
+            </w:r>
+          </w:p>
+        </w:tc>
+        <w:tc>
+          <w:tcPr>
+            <w:tcW w:type="dxa" w:w="2880"/>
+          </w:tcPr>
+          <w:p>
+            <w:r>
+              <w:rPr>
+                <w:sz w:val="18"/>
+              </w:rPr>
+            </w:r>
+            <w:r>
+              <w:rPr>
+                <w:sz w:val="18"/>
+              </w:rPr>
+              <w:t>Testar pipeline/UI sem GPU (respostas stub)</w:t>
+            </w:r>
+          </w:p>
+        </w:tc>
+      </w:tr>
+    </w:tbl>
+    <w:p>
+      <w:pPr>
+        <w:pStyle w:val="Heading3"/>
+      </w:pPr>
+      <w:r>
+        <w:rPr>
+          <w:color w:val="1F4E79"/>
+        </w:rPr>
+        <w:t>13.6. Dicas de operação no Colab</w:t>
       </w:r>
     </w:p>
     <w:p>
@@ -17083,14 +18496,95 @@
         <w:pStyle w:val="ListBullet"/>
       </w:pPr>
       <w:r>
-        <w:t xml:space="preserve">ChromaDB: </w:t>
+        <w:rPr>
+          <w:b/>
+        </w:rPr>
+        <w:t>Keep-alive</w:t>
+      </w:r>
+      <w:r>
+        <w:t xml:space="preserve">: sem interação a sessão cai em ~90 min. Manter uma célula com </w:t>
       </w:r>
       <w:r>
         <w:rPr>
           <w:rFonts w:ascii="Consolas" w:hAnsi="Consolas"/>
           <w:sz w:val="20"/>
         </w:rPr>
-        <w:t>/content/Techchalleng3/data/processed/chroma_index/</w:t>
+        <w:t>while True: time.sleep(60)</w:t>
+      </w:r>
+      <w:r>
+        <w:t xml:space="preserve"> rodando, ou o backend pingando </w:t>
+      </w:r>
+      <w:r>
+        <w:rPr>
+          <w:rFonts w:ascii="Consolas" w:hAnsi="Consolas"/>
+          <w:sz w:val="20"/>
+        </w:rPr>
+        <w:t>/health</w:t>
+      </w:r>
+      <w:r>
+        <w:t xml:space="preserve"> a cada minuto.</w:t>
+      </w:r>
+    </w:p>
+    <w:p>
+      <w:pPr>
+        <w:pStyle w:val="ListBullet"/>
+      </w:pPr>
+      <w:r>
+        <w:rPr>
+          <w:b/>
+        </w:rPr>
+        <w:t>URL rotativa</w:t>
+      </w:r>
+      <w:r>
+        <w:t>: automatizar — a célula do túnel pode gravar a URL num arquivo no Drive, e o backend lê de lá no startup.</w:t>
+      </w:r>
+    </w:p>
+    <w:p>
+      <w:pPr>
+        <w:pStyle w:val="ListBullet"/>
+      </w:pPr>
+      <w:r>
+        <w:rPr>
+          <w:b/>
+        </w:rPr>
+        <w:t>CORS</w:t>
+      </w:r>
+      <w:r>
+        <w:t xml:space="preserve">: se o React chamar o Colab diretamente, adicionar </w:t>
+      </w:r>
+      <w:r>
+        <w:rPr>
+          <w:rFonts w:ascii="Consolas" w:hAnsi="Consolas"/>
+          <w:sz w:val="20"/>
+        </w:rPr>
+        <w:t>CORSMiddleware(allow_origins=["*"])</w:t>
+      </w:r>
+      <w:r>
+        <w:t xml:space="preserve"> na </w:t>
+      </w:r>
+      <w:r>
+        <w:rPr>
+          <w:rFonts w:ascii="Consolas" w:hAnsi="Consolas"/>
+          <w:sz w:val="20"/>
+        </w:rPr>
+        <w:t>api</w:t>
+      </w:r>
+      <w:r>
+        <w:t xml:space="preserve"> FastAPI.</w:t>
+      </w:r>
+    </w:p>
+    <w:p>
+      <w:pPr>
+        <w:pStyle w:val="ListBullet"/>
+      </w:pPr>
+      <w:r>
+        <w:rPr>
+          <w:b/>
+        </w:rPr>
+        <w:t>VRAM</w:t>
+      </w:r>
+      <w:r>
+        <w:t>: BioMistral-7B em 4-bit cabe em qualquer GPU do Colab (T4 de 16 GB inclusive); os tradutores MarianMT somam ~600 MB.</w:t>
       </w:r>
     </w:p>
     <w:p>
@@ -17109,7 +18603,7 @@
         <w:t>Relatório gerado em</w:t>
       </w:r>
       <w:r>
-        <w:t>: 08/09/2026</w:t>
+        <w:t>: 09/09/2026</w:t>
       </w:r>
     </w:p>
     <w:p>
@@ -17120,7 +18614,7 @@
         <w:t>Versão do projeto</w:t>
       </w:r>
       <w:r>
-        <w:t>: 2.2 (com RAG completo 25k docs + sem mocks)</w:t>
+        <w:t>: 2.3 (frontend React + deploy da LLM via API no Colab)</w:t>
       </w:r>
     </w:p>
     <w:p>
